--- a/Politicas_y_Seguridad_del_Sistema_Actualizado.docx
+++ b/Politicas_y_Seguridad_del_Sistema_Actualizado.docx
@@ -1,16 +1,18 @@
 
 <file path=word/document.xml><?xml version="1.0" encoding="utf-8"?>
-<w:document xmlns:wpc="http://schemas.microsoft.com/office/word/2010/wordprocessingCanvas" xmlns:mo="http://schemas.microsoft.com/office/mac/office/2008/main" xmlns:mc="http://schemas.openxmlformats.org/markup-compatibility/2006" xmlns:mv="urn:schemas-microsoft-com:mac:vml" xmlns:o="urn:schemas-microsoft-com:office:office" xmlns:r="http://schemas.openxmlformats.org/officeDocument/2006/relationships" xmlns:m="http://schemas.openxmlformats.org/officeDocument/2006/math" xmlns:v="urn:schemas-microsoft-com:vml" xmlns:wp14="http://schemas.microsoft.com/office/word/2010/wordprocessingDrawing" xmlns:wp="http://schemas.openxmlformats.org/drawingml/2006/wordprocessingDrawing" xmlns:w10="urn:schemas-microsoft-com:office:word" xmlns:w="http://schemas.openxmlformats.org/wordprocessingml/2006/main" xmlns:w14="http://schemas.microsoft.com/office/word/2010/wordml" xmlns:wpg="http://schemas.microsoft.com/office/word/2010/wordprocessingGroup" xmlns:wpi="http://schemas.microsoft.com/office/word/2010/wordprocessingInk" xmlns:wne="http://schemas.microsoft.com/office/word/2006/wordml" xmlns:wps="http://schemas.microsoft.com/office/word/2010/wordprocessingShape" mc:Ignorable="w14 wp14">
+<w:document xmlns:ve="http://schemas.openxmlformats.org/markup-compatibility/2006" xmlns:o="urn:schemas-microsoft-com:office:office" xmlns:r="http://schemas.openxmlformats.org/officeDocument/2006/relationships" xmlns:m="http://schemas.openxmlformats.org/officeDocument/2006/math" xmlns:v="urn:schemas-microsoft-com:vml" xmlns:wp="http://schemas.openxmlformats.org/drawingml/2006/wordprocessingDrawing" xmlns:w10="urn:schemas-microsoft-com:office:word" xmlns:w="http://schemas.openxmlformats.org/wordprocessingml/2006/main" xmlns:wne="http://schemas.microsoft.com/office/word/2006/wordml">
   <w:body>
     <w:p>
       <w:pPr>
         <w:spacing w:after="40"/>
+        <w:rPr>
+          <w:rFonts w:hint="eastAsia"/>
+        </w:rPr>
       </w:pPr>
       <w:r>
         <w:rPr>
           <w:b/>
           <w:color w:val="0F766E"/>
-          <w:sz w:val="19"/>
         </w:rPr>
         <w:t>DEPARTAMENTO DE PERSONAL — GESTIÓN OPERATIVA DE TURNOS</w:t>
       </w:r>
@@ -18,6 +20,9 @@
     <w:p>
       <w:pPr>
         <w:spacing w:before="80" w:after="80"/>
+        <w:rPr>
+          <w:rFonts w:hint="eastAsia"/>
+        </w:rPr>
       </w:pPr>
       <w:r>
         <w:rPr>
@@ -30,221 +35,124 @@
     </w:p>
     <w:p>
       <w:pPr>
-        <w:spacing w:after="200"/>
+        <w:rPr>
+          <w:rFonts w:hint="eastAsia"/>
+        </w:rPr>
       </w:pPr>
       <w:r>
         <w:rPr>
           <w:color w:val="4B5563"/>
           <w:sz w:val="20"/>
         </w:rPr>
-        <w:t>Información oficial para el usuario final: funcionamiento 100% local, no filtración de datos, control de conexiones a Internet y cumplimiento de estándares de seguridad.</w:t>
+        <w:t xml:space="preserve">Información oficial para el usuario final: funcionamiento 100% local, no filtración de datos, control de conexiones a Internet y cumplimiento de </w:t>
+      </w:r>
+      <w:r>
+        <w:rPr>
+          <w:color w:val="4B5563"/>
+          <w:sz w:val="20"/>
+        </w:rPr>
+        <w:t>estándares de seguridad.</w:t>
       </w:r>
     </w:p>
     <w:tbl>
       <w:tblPr>
-        <w:tblStyle w:val="TableGrid"/>
-        <w:tblW w:type="auto" w:w="0"/>
+        <w:tblStyle w:val="Tablaconcuadrcula"/>
+        <w:tblW w:w="0" w:type="auto"/>
         <w:jc w:val="center"/>
-        <w:tblLook w:firstColumn="1" w:firstRow="1" w:lastColumn="0" w:lastRow="0" w:noHBand="0" w:noVBand="1" w:val="04A0"/>
         <w:tblBorders>
-          <w:top w:val="single" w:sz="6" w:space="0" w:color="D1D5DB"/>
-          <w:left w:val="single" w:sz="6" w:space="0" w:color="D1D5DB"/>
-          <w:bottom w:val="single" w:sz="6" w:space="0" w:color="D1D5DB"/>
-          <w:right w:val="single" w:sz="6" w:space="0" w:color="D1D5DB"/>
-          <w:insideH w:val="single" w:sz="6" w:space="0" w:color="D1D5DB"/>
-          <w:insideV w:val="single" w:sz="6" w:space="0" w:color="D1D5DB"/>
+          <w:top w:val="single" w:sz="12" w:space="0" w:color="16A34A"/>
+          <w:left w:val="single" w:sz="12" w:space="0" w:color="16A34A"/>
+          <w:bottom w:val="single" w:sz="12" w:space="0" w:color="16A34A"/>
+          <w:right w:val="single" w:sz="12" w:space="0" w:color="16A34A"/>
+          <w:insideH w:val="single" w:sz="12" w:space="0" w:color="16A34A"/>
+          <w:insideV w:val="single" w:sz="12" w:space="0" w:color="16A34A"/>
         </w:tblBorders>
+        <w:tblLook w:val="04A0"/>
       </w:tblPr>
       <w:tblGrid>
-        <w:gridCol w:w="2484"/>
-        <w:gridCol w:w="2484"/>
-        <w:gridCol w:w="2484"/>
-        <w:gridCol w:w="2484"/>
+        <w:gridCol w:w="9936"/>
       </w:tblGrid>
       <w:tr>
+        <w:trPr>
+          <w:jc w:val="center"/>
+        </w:trPr>
         <w:tc>
           <w:tcPr>
-            <w:tcW w:type="dxa" w:w="2880"/>
-            <w:vAlign w:val="center"/>
-            <w:shd w:fill="0F766E"/>
+            <w:tcW w:w="9936" w:type="dxa"/>
+            <w:shd w:val="clear" w:color="auto" w:fill="F0FDF4"/>
           </w:tcPr>
           <w:p>
             <w:pPr>
-              <w:spacing w:after="50" w:before="50"/>
-              <w:jc w:val="center"/>
+              <w:spacing w:before="100" w:after="60" w:line="269" w:lineRule="auto"/>
+              <w:rPr>
+                <w:rFonts w:hint="eastAsia"/>
+              </w:rPr>
             </w:pPr>
-            <w:r/>
             <w:r>
               <w:rPr>
-                <w:rFonts w:ascii="Aptos" w:hAnsi="Aptos"/>
+                <w:rFonts w:ascii="Times New Roman" w:hAnsi="Times New Roman" w:cs="Times New Roman"/>
                 <w:b/>
-                <w:color w:val="FFFFFF"/>
-                <w:sz w:val="18"/>
+                <w:color w:val="16A34A"/>
               </w:rPr>
-              <w:t>Código de Documento</w:t>
+              <w:t>✅</w:t>
             </w:r>
-          </w:p>
-        </w:tc>
-        <w:tc>
-          <w:tcPr>
-            <w:tcW w:type="dxa" w:w="2016"/>
-            <w:vAlign w:val="center"/>
-            <w:shd w:fill="0F766E"/>
-          </w:tcPr>
-          <w:p>
-            <w:pPr>
-              <w:spacing w:after="50" w:before="50"/>
-              <w:jc w:val="center"/>
-            </w:pPr>
-            <w:r/>
             <w:r>
               <w:rPr>
-                <w:rFonts w:ascii="Aptos" w:hAnsi="Aptos"/>
                 <w:b/>
-                <w:color w:val="FFFFFF"/>
-                <w:sz w:val="18"/>
+                <w:color w:val="16A34A"/>
               </w:rPr>
-              <w:t>Versión</w:t>
+              <w:t xml:space="preserve"> DECLARACIÓN OFICIAL: SUS DATOS ESTÁN SEGUROS Y NUNCA</w:t>
             </w:r>
-          </w:p>
-        </w:tc>
-        <w:tc>
-          <w:tcPr>
-            <w:tcW w:type="dxa" w:w="3312"/>
-            <w:vAlign w:val="center"/>
-            <w:shd w:fill="0F766E"/>
-          </w:tcPr>
-          <w:p>
-            <w:pPr>
-              <w:spacing w:after="50" w:before="50"/>
-              <w:jc w:val="center"/>
-            </w:pPr>
-            <w:r/>
             <w:r>
               <w:rPr>
-                <w:rFonts w:ascii="Aptos" w:hAnsi="Aptos"/>
                 <w:b/>
-                <w:color w:val="FFFFFF"/>
-                <w:sz w:val="18"/>
+                <w:color w:val="16A34A"/>
               </w:rPr>
-              <w:t>Audiencia</w:t>
+              <w:t xml:space="preserve"> FUERON FILTRADOS</w:t>
             </w:r>
-          </w:p>
-        </w:tc>
-        <w:tc>
-          <w:tcPr>
-            <w:tcW w:type="dxa" w:w="2592"/>
-            <w:vAlign w:val="center"/>
-            <w:shd w:fill="0F766E"/>
-          </w:tcPr>
-          <w:p>
-            <w:pPr>
-              <w:spacing w:after="50" w:before="50"/>
-              <w:jc w:val="center"/>
-            </w:pPr>
-            <w:r/>
             <w:r>
               <w:rPr>
-                <w:rFonts w:ascii="Aptos" w:hAnsi="Aptos"/>
                 <w:b/>
-                <w:color w:val="FFFFFF"/>
-                <w:sz w:val="18"/>
+                <w:color w:val="16A34A"/>
               </w:rPr>
-              <w:t>Estado de Seguridad</w:t>
+              <w:br/>
             </w:r>
-          </w:p>
-        </w:tc>
-      </w:tr>
-      <w:tr>
-        <w:tc>
-          <w:tcPr>
-            <w:tcW w:type="dxa" w:w="2880"/>
-            <w:vAlign w:val="center"/>
-            <w:shd w:fill="F0FDFA"/>
-          </w:tcPr>
-          <w:p>
-            <w:pPr>
-              <w:spacing w:after="50" w:before="50"/>
-              <w:jc w:val="left"/>
-            </w:pPr>
-            <w:r/>
             <w:r>
               <w:rPr>
-                <w:rFonts w:ascii="Aptos" w:hAnsi="Aptos"/>
-                <w:b w:val="0"/>
-                <w:color w:val="1F2937"/>
                 <w:sz w:val="17"/>
               </w:rPr>
-              <w:t>SEG-USR-TURNOS-2026</w:t>
+              <w:t>Se certifica formalmente a todos los usuarios, funcionarios y jefaturas que los datos reales de dotación, nombres, turnos, correos y motivos de excepción NUNCA han sido filtrados, expuestos ni subidos a servidores públicos de Internet.</w:t>
             </w:r>
-          </w:p>
-        </w:tc>
-        <w:tc>
-          <w:tcPr>
-            <w:tcW w:type="dxa" w:w="2016"/>
-            <w:vAlign w:val="center"/>
-            <w:shd w:fill="F0FDFA"/>
-          </w:tcPr>
-          <w:p>
-            <w:pPr>
-              <w:spacing w:after="50" w:before="50"/>
-              <w:jc w:val="left"/>
-            </w:pPr>
-            <w:r/>
             <w:r>
               <w:rPr>
-                <w:rFonts w:ascii="Aptos" w:hAnsi="Aptos"/>
-                <w:b w:val="0"/>
-                <w:color w:val="1F2937"/>
                 <w:sz w:val="17"/>
               </w:rPr>
-              <w:t>2.0 (Usuario Final)</w:t>
+              <w:br/>
             </w:r>
-          </w:p>
-        </w:tc>
-        <w:tc>
-          <w:tcPr>
-            <w:tcW w:type="dxa" w:w="3312"/>
-            <w:vAlign w:val="center"/>
-            <w:shd w:fill="F0FDFA"/>
-          </w:tcPr>
-          <w:p>
-            <w:pPr>
-              <w:spacing w:after="50" w:before="50"/>
-              <w:jc w:val="left"/>
-            </w:pPr>
-            <w:r/>
             <w:r>
               <w:rPr>
-                <w:rFonts w:ascii="Aptos" w:hAnsi="Aptos"/>
-                <w:b w:val="0"/>
-                <w:color w:val="1F2937"/>
                 <w:sz w:val="17"/>
               </w:rPr>
-              <w:t>Usuarios Operativos, Jefaturas y Auditores</w:t>
+              <w:br/>
+              <w:t>E</w:t>
             </w:r>
-          </w:p>
-        </w:tc>
-        <w:tc>
-          <w:tcPr>
-            <w:tcW w:type="dxa" w:w="2592"/>
-            <w:vAlign w:val="center"/>
-            <w:shd w:fill="F0FDFA"/>
-          </w:tcPr>
-          <w:p>
-            <w:pPr>
-              <w:spacing w:after="50" w:before="50"/>
-              <w:jc w:val="left"/>
-            </w:pPr>
-            <w:r/>
             <w:r>
               <w:rPr>
-                <w:rFonts w:ascii="Aptos" w:hAnsi="Aptos"/>
-                <w:b w:val="0"/>
-                <w:color w:val="1F2937"/>
                 <w:sz w:val="17"/>
               </w:rPr>
-              <w:t>100% Seguro / Datos No Filtrados</w:t>
+              <w:t>l código publicado en plataformas de desarrollo contiene exclusivamente plantillas con datos de prueba ficticios</w:t>
+            </w:r>
+            <w:r>
+              <w:rPr>
+                <w:sz w:val="17"/>
+              </w:rPr>
+              <w:t xml:space="preserve"> sin ninguna relación con el personal real. La información de trabajo reside única y exclusivamente dentro de e</w:t>
+            </w:r>
+            <w:r>
+              <w:rPr>
+                <w:sz w:val="17"/>
+              </w:rPr>
+              <w:t>ste computador.</w:t>
             </w:r>
           </w:p>
         </w:tc>
@@ -253,70 +161,14 @@
     <w:p>
       <w:pPr>
         <w:spacing w:after="40"/>
-      </w:pPr>
-    </w:p>
-    <w:tbl>
-      <w:tblPr>
-        <w:tblStyle w:val="TableGrid"/>
-        <w:tblW w:type="auto" w:w="0"/>
-        <w:jc w:val="center"/>
-        <w:tblLook w:firstColumn="1" w:firstRow="1" w:lastColumn="0" w:lastRow="0" w:noHBand="0" w:noVBand="1" w:val="04A0"/>
-        <w:tblBorders>
-          <w:top w:val="single" w:sz="12" w:space="0" w:color="16A34A"/>
-          <w:left w:val="single" w:sz="12" w:space="0" w:color="16A34A"/>
-          <w:bottom w:val="single" w:sz="12" w:space="0" w:color="16A34A"/>
-          <w:right w:val="single" w:sz="12" w:space="0" w:color="16A34A"/>
-          <w:insideH w:val="single" w:sz="12" w:space="0" w:color="16A34A"/>
-          <w:insideV w:val="single" w:sz="12" w:space="0" w:color="16A34A"/>
-        </w:tblBorders>
-      </w:tblPr>
-      <w:tblGrid>
-        <w:gridCol w:w="9936"/>
-      </w:tblGrid>
-      <w:tr>
-        <w:tc>
-          <w:tcPr>
-            <w:tcW w:type="dxa" w:w="9936"/>
-            <w:shd w:fill="F0FDF4"/>
-          </w:tcPr>
-          <w:p>
-            <w:pPr>
-              <w:spacing w:before="100" w:after="60" w:line="269" w:lineRule="auto"/>
-            </w:pPr>
-            <w:r/>
-            <w:r>
-              <w:rPr>
-                <w:rFonts w:ascii="Aptos" w:hAnsi="Aptos"/>
-                <w:b/>
-                <w:color w:val="16A34A"/>
-                <w:sz w:val="19"/>
-              </w:rPr>
-              <w:t>✅ DECLARACIÓN OFICIAL: SUS DATOS ESTÁN SEGUROS Y NUNCA FUERON FILTRADOS</w:t>
-              <w:br/>
-            </w:r>
-            <w:r>
-              <w:rPr>
-                <w:rFonts w:ascii="Aptos" w:hAnsi="Aptos"/>
-                <w:color w:val="1F2937"/>
-                <w:sz w:val="17"/>
-              </w:rPr>
-              <w:t>Se certifica formalmente a todos los usuarios, funcionarios y jefaturas que los datos reales de dotación, nombres, turnos, correos y motivos de excepción NUNCA han sido filtrados, expuestos ni subidos a servidores públicos de Internet.</w:t>
-              <w:br/>
-              <w:br/>
-              <w:t>El código publicado en plataformas de desarrollo contiene exclusivamente plantillas con datos de prueba ficticios ('Juan Perez', 'Maria Gonzalez') sin ninguna relación con el personal real. La información de trabajo reside única y exclusivamente dentro de este computador.</w:t>
-            </w:r>
-          </w:p>
-        </w:tc>
-      </w:tr>
-    </w:tbl>
-    <w:p>
-      <w:pPr>
-        <w:spacing w:after="40"/>
+        <w:rPr>
+          <w:rFonts w:hint="eastAsia"/>
+        </w:rPr>
       </w:pPr>
     </w:p>
     <w:p>
       <w:pPr>
-        <w:pStyle w:val="Heading1"/>
+        <w:pStyle w:val="Ttulo1"/>
         <w:spacing w:before="280" w:after="80"/>
       </w:pPr>
       <w:r>
@@ -326,15 +178,24 @@
     <w:p>
       <w:pPr>
         <w:spacing w:after="100" w:line="274" w:lineRule="auto"/>
+        <w:rPr>
+          <w:rFonts w:hint="eastAsia"/>
+        </w:rPr>
       </w:pPr>
       <w:r>
-        <w:t>Una de las mayores ventajas del Sistema de Gestión de Turnos es que fue concebido bajo el principio de Soberanía de Datos y Ejecución Local. A diferencia de las plataformas web en la nube donde la información se envía a servidores desconocidos, este sistema funciona en su propio computador:</w:t>
+        <w:t xml:space="preserve">Una de las mayores ventajas del Sistema de Gestión de Turnos es que fue concebido bajo el principio de Soberanía de Datos y Ejecución Local. A diferencia de las plataformas </w:t>
+      </w:r>
+      <w:r>
+        <w:t>web en la nube donde la información se envía a servidores desconocidos, este sistema funciona en su propio computador:</w:t>
       </w:r>
     </w:p>
     <w:p>
       <w:pPr>
-        <w:pStyle w:val="ListBullet"/>
-        <w:spacing w:after="60" w:before="0" w:line="264" w:lineRule="auto"/>
+        <w:pStyle w:val="Listaconvietas"/>
+        <w:spacing w:after="60" w:line="264" w:lineRule="auto"/>
+        <w:rPr>
+          <w:rFonts w:hint="eastAsia"/>
+        </w:rPr>
       </w:pPr>
       <w:r>
         <w:rPr>
@@ -343,13 +204,19 @@
         <w:t>Base de Datos en su Computador:</w:t>
       </w:r>
       <w:r>
-        <w:t xml:space="preserve"> Toda la lista de personas, su historial de turnos y las excepciones guardadas se almacenan localmente en el archivo config.json (o en la carpeta privada de su usuario en Windows).</w:t>
+        <w:t xml:space="preserve"> Toda la lista de personas, su historial de turnos y las excepciones guardadas se almacenan localmente en </w:t>
+      </w:r>
+      <w:r>
+        <w:t>el archivo config.json (o en la carpeta privada de su usuario en Windows).</w:t>
       </w:r>
     </w:p>
     <w:p>
       <w:pPr>
-        <w:pStyle w:val="ListBullet"/>
-        <w:spacing w:after="60" w:before="0" w:line="264" w:lineRule="auto"/>
+        <w:pStyle w:val="Listaconvietas"/>
+        <w:spacing w:after="60" w:line="264" w:lineRule="auto"/>
+        <w:rPr>
+          <w:rFonts w:hint="eastAsia"/>
+        </w:rPr>
       </w:pPr>
       <w:r>
         <w:rPr>
@@ -363,14 +230,23 @@
     </w:p>
     <w:p>
       <w:pPr>
-        <w:pStyle w:val="ListBullet"/>
-        <w:spacing w:after="60" w:before="0" w:line="264" w:lineRule="auto"/>
+        <w:pStyle w:val="Listaconvietas"/>
+        <w:spacing w:after="60" w:line="264" w:lineRule="auto"/>
+        <w:rPr>
+          <w:rFonts w:hint="eastAsia"/>
+        </w:rPr>
       </w:pPr>
       <w:r>
         <w:rPr>
           <w:b/>
         </w:rPr>
-        <w:t>Respaldos Automáticos en Disco:</w:t>
+        <w:t>Respaldos Aut</w:t>
+      </w:r>
+      <w:r>
+        <w:rPr>
+          <w:b/>
+        </w:rPr>
+        <w:t>omáticos en Disco:</w:t>
       </w:r>
       <w:r>
         <w:t xml:space="preserve"> Cada vez que usted guarda o cierra un mes, el sistema genera una copia de seguridad en la carpeta local backups/ dentro de su propio equipo.</w:t>
@@ -378,8 +254,11 @@
     </w:p>
     <w:p>
       <w:pPr>
-        <w:pStyle w:val="ListBullet"/>
-        <w:spacing w:after="60" w:before="0" w:line="264" w:lineRule="auto"/>
+        <w:pStyle w:val="Listaconvietas"/>
+        <w:spacing w:after="60" w:line="264" w:lineRule="auto"/>
+        <w:rPr>
+          <w:rFonts w:hint="eastAsia"/>
+        </w:rPr>
       </w:pPr>
       <w:r>
         <w:rPr>
@@ -388,12 +267,15 @@
         <w:t>Control Físico Absoluto:</w:t>
       </w:r>
       <w:r>
-        <w:t xml:space="preserve"> Nadie desde el exterior puede leer, modificar ni acceder a sus planillas sin tener acceso físico o de sesión a este equipo de trabajo.</w:t>
+        <w:t xml:space="preserve"> Nadie desde el exterior puede leer, modificar ni acceder a sus planilla</w:t>
+      </w:r>
+      <w:r>
+        <w:t>s sin tener acceso físico o de sesión a este equipo de trabajo.</w:t>
       </w:r>
     </w:p>
     <w:p>
       <w:pPr>
-        <w:pStyle w:val="Heading1"/>
+        <w:pStyle w:val="Ttulo1"/>
         <w:spacing w:before="280" w:after="80"/>
       </w:pPr>
       <w:r>
@@ -403,17 +285,22 @@
     <w:p>
       <w:pPr>
         <w:spacing w:after="100" w:line="274" w:lineRule="auto"/>
+        <w:rPr>
+          <w:rFonts w:hint="eastAsia"/>
+        </w:rPr>
       </w:pPr>
       <w:r>
-        <w:t>Muchos usuarios se preguntan si tener el computador conectado a Internet puede poner en riesgo sus datos. La respuesta técnica es categórica: NO existe riesgo de filtración. A continuación explicamos de manera transparente y simple cómo interactúa el programa con la red:</w:t>
+        <w:t>Muchos usuarios se preguntan si tener el computador conectado a Internet puede poner en riesgo sus datos. La respuesta té</w:t>
+      </w:r>
+      <w:r>
+        <w:t>cnica es categórica: NO existe riesgo de filtración. A continuación explicamos de manera transparente y simple cómo interactúa el programa con la red:</w:t>
       </w:r>
     </w:p>
     <w:tbl>
       <w:tblPr>
-        <w:tblStyle w:val="TableGrid"/>
-        <w:tblW w:type="auto" w:w="0"/>
+        <w:tblStyle w:val="Tablaconcuadrcula"/>
+        <w:tblW w:w="0" w:type="auto"/>
         <w:jc w:val="center"/>
-        <w:tblLook w:firstColumn="1" w:firstRow="1" w:lastColumn="0" w:lastRow="0" w:noHBand="0" w:noVBand="1" w:val="04A0"/>
         <w:tblBorders>
           <w:top w:val="single" w:sz="6" w:space="0" w:color="D1D5DB"/>
           <w:left w:val="single" w:sz="6" w:space="0" w:color="D1D5DB"/>
@@ -422,29 +309,34 @@
           <w:insideH w:val="single" w:sz="6" w:space="0" w:color="D1D5DB"/>
           <w:insideV w:val="single" w:sz="6" w:space="0" w:color="D1D5DB"/>
         </w:tblBorders>
+        <w:tblLook w:val="04A0"/>
       </w:tblPr>
       <w:tblGrid>
-        <w:gridCol w:w="2484"/>
-        <w:gridCol w:w="2484"/>
-        <w:gridCol w:w="2484"/>
-        <w:gridCol w:w="2484"/>
+        <w:gridCol w:w="2121"/>
+        <w:gridCol w:w="3514"/>
+        <w:gridCol w:w="1702"/>
+        <w:gridCol w:w="2815"/>
       </w:tblGrid>
       <w:tr>
+        <w:trPr>
+          <w:jc w:val="center"/>
+        </w:trPr>
         <w:tc>
           <w:tcPr>
-            <w:tcW w:type="dxa" w:w="2160"/>
+            <w:tcW w:w="2160" w:type="dxa"/>
+            <w:shd w:val="clear" w:color="auto" w:fill="0F766E"/>
             <w:vAlign w:val="center"/>
-            <w:shd w:fill="0F766E"/>
           </w:tcPr>
           <w:p>
             <w:pPr>
-              <w:spacing w:after="50" w:before="50"/>
+              <w:spacing w:before="50" w:after="50"/>
               <w:jc w:val="center"/>
+              <w:rPr>
+                <w:rFonts w:hint="eastAsia"/>
+              </w:rPr>
             </w:pPr>
-            <w:r/>
             <w:r>
               <w:rPr>
-                <w:rFonts w:ascii="Aptos" w:hAnsi="Aptos"/>
                 <w:b/>
                 <w:color w:val="FFFFFF"/>
                 <w:sz w:val="18"/>
@@ -455,19 +347,20 @@
         </w:tc>
         <w:tc>
           <w:tcPr>
-            <w:tcW w:type="dxa" w:w="3600"/>
+            <w:tcW w:w="3600" w:type="dxa"/>
+            <w:shd w:val="clear" w:color="auto" w:fill="0F766E"/>
             <w:vAlign w:val="center"/>
-            <w:shd w:fill="0F766E"/>
           </w:tcPr>
           <w:p>
             <w:pPr>
-              <w:spacing w:after="50" w:before="50"/>
+              <w:spacing w:before="50" w:after="50"/>
               <w:jc w:val="center"/>
+              <w:rPr>
+                <w:rFonts w:hint="eastAsia"/>
+              </w:rPr>
             </w:pPr>
-            <w:r/>
             <w:r>
               <w:rPr>
-                <w:rFonts w:ascii="Aptos" w:hAnsi="Aptos"/>
                 <w:b/>
                 <w:color w:val="FFFFFF"/>
                 <w:sz w:val="18"/>
@@ -478,19 +371,20 @@
         </w:tc>
         <w:tc>
           <w:tcPr>
-            <w:tcW w:type="dxa" w:w="1728"/>
+            <w:tcW w:w="1728" w:type="dxa"/>
+            <w:shd w:val="clear" w:color="auto" w:fill="0F766E"/>
             <w:vAlign w:val="center"/>
-            <w:shd w:fill="0F766E"/>
           </w:tcPr>
           <w:p>
             <w:pPr>
-              <w:spacing w:after="50" w:before="50"/>
+              <w:spacing w:before="50" w:after="50"/>
               <w:jc w:val="center"/>
+              <w:rPr>
+                <w:rFonts w:hint="eastAsia"/>
+              </w:rPr>
             </w:pPr>
-            <w:r/>
             <w:r>
               <w:rPr>
-                <w:rFonts w:ascii="Aptos" w:hAnsi="Aptos"/>
                 <w:b/>
                 <w:color w:val="FFFFFF"/>
                 <w:sz w:val="18"/>
@@ -501,19 +395,20 @@
         </w:tc>
         <w:tc>
           <w:tcPr>
-            <w:tcW w:type="dxa" w:w="2880"/>
+            <w:tcW w:w="2880" w:type="dxa"/>
+            <w:shd w:val="clear" w:color="auto" w:fill="0F766E"/>
             <w:vAlign w:val="center"/>
-            <w:shd w:fill="0F766E"/>
           </w:tcPr>
           <w:p>
             <w:pPr>
-              <w:spacing w:after="50" w:before="50"/>
+              <w:spacing w:before="50" w:after="50"/>
               <w:jc w:val="center"/>
+              <w:rPr>
+                <w:rFonts w:hint="eastAsia"/>
+              </w:rPr>
             </w:pPr>
-            <w:r/>
             <w:r>
               <w:rPr>
-                <w:rFonts w:ascii="Aptos" w:hAnsi="Aptos"/>
                 <w:b/>
                 <w:color w:val="FFFFFF"/>
                 <w:sz w:val="18"/>
@@ -524,46 +419,51 @@
         </w:tc>
       </w:tr>
       <w:tr>
+        <w:trPr>
+          <w:jc w:val="center"/>
+        </w:trPr>
         <w:tc>
           <w:tcPr>
-            <w:tcW w:type="dxa" w:w="2160"/>
+            <w:tcW w:w="2160" w:type="dxa"/>
+            <w:shd w:val="clear" w:color="auto" w:fill="F0FDFA"/>
             <w:vAlign w:val="center"/>
-            <w:shd w:fill="F0FDFA"/>
           </w:tcPr>
           <w:p>
             <w:pPr>
-              <w:spacing w:after="50" w:before="50"/>
-              <w:jc w:val="left"/>
+              <w:spacing w:before="50" w:after="50"/>
+              <w:rPr>
+                <w:rFonts w:hint="eastAsia"/>
+              </w:rPr>
             </w:pPr>
-            <w:r/>
             <w:r>
               <w:rPr>
-                <w:rFonts w:ascii="Aptos" w:hAnsi="Aptos"/>
-                <w:b w:val="0"/>
-                <w:color w:val="1F2937"/>
                 <w:sz w:val="17"/>
               </w:rPr>
-              <w:t>¿El programa recibe conexiones?</w:t>
+              <w:t xml:space="preserve">¿El programa recibe </w:t>
+            </w:r>
+            <w:r>
+              <w:rPr>
+                <w:sz w:val="17"/>
+              </w:rPr>
+              <w:t>conexiones?</w:t>
             </w:r>
           </w:p>
         </w:tc>
         <w:tc>
           <w:tcPr>
-            <w:tcW w:type="dxa" w:w="3600"/>
+            <w:tcW w:w="3600" w:type="dxa"/>
+            <w:shd w:val="clear" w:color="auto" w:fill="F0FDFA"/>
             <w:vAlign w:val="center"/>
-            <w:shd w:fill="F0FDFA"/>
           </w:tcPr>
           <w:p>
             <w:pPr>
-              <w:spacing w:after="50" w:before="50"/>
-              <w:jc w:val="left"/>
+              <w:spacing w:before="50" w:after="50"/>
+              <w:rPr>
+                <w:rFonts w:hint="eastAsia"/>
+              </w:rPr>
             </w:pPr>
-            <w:r/>
             <w:r>
               <w:rPr>
-                <w:rFonts w:ascii="Aptos" w:hAnsi="Aptos"/>
-                <w:b w:val="0"/>
-                <w:color w:val="1F2937"/>
                 <w:sz w:val="17"/>
               </w:rPr>
               <w:t>NO. El programa NO abre puertos ni actúa como servidor web.</w:t>
@@ -572,21 +472,19 @@
         </w:tc>
         <w:tc>
           <w:tcPr>
-            <w:tcW w:type="dxa" w:w="1728"/>
+            <w:tcW w:w="1728" w:type="dxa"/>
+            <w:shd w:val="clear" w:color="auto" w:fill="F0FDFA"/>
             <w:vAlign w:val="center"/>
-            <w:shd w:fill="F0FDFA"/>
           </w:tcPr>
           <w:p>
             <w:pPr>
-              <w:spacing w:after="50" w:before="50"/>
-              <w:jc w:val="left"/>
+              <w:spacing w:before="50" w:after="50"/>
+              <w:rPr>
+                <w:rFonts w:hint="eastAsia"/>
+              </w:rPr>
             </w:pPr>
-            <w:r/>
             <w:r>
               <w:rPr>
-                <w:rFonts w:ascii="Aptos" w:hAnsi="Aptos"/>
-                <w:b w:val="0"/>
-                <w:color w:val="1F2937"/>
                 <w:sz w:val="17"/>
               </w:rPr>
               <w:t>Máxima</w:t>
@@ -595,21 +493,19 @@
         </w:tc>
         <w:tc>
           <w:tcPr>
-            <w:tcW w:type="dxa" w:w="2880"/>
+            <w:tcW w:w="2880" w:type="dxa"/>
+            <w:shd w:val="clear" w:color="auto" w:fill="F0FDFA"/>
             <w:vAlign w:val="center"/>
-            <w:shd w:fill="F0FDFA"/>
           </w:tcPr>
           <w:p>
             <w:pPr>
-              <w:spacing w:after="50" w:before="50"/>
-              <w:jc w:val="left"/>
+              <w:spacing w:before="50" w:after="50"/>
+              <w:rPr>
+                <w:rFonts w:hint="eastAsia"/>
+              </w:rPr>
             </w:pPr>
-            <w:r/>
             <w:r>
               <w:rPr>
-                <w:rFonts w:ascii="Aptos" w:hAnsi="Aptos"/>
-                <w:b w:val="0"/>
-                <w:color w:val="1F2937"/>
                 <w:sz w:val="17"/>
               </w:rPr>
               <w:t>Es invisible e inmune a intentos de escaneo o intrusión externa por red.</w:t>
@@ -618,22 +514,23 @@
         </w:tc>
       </w:tr>
       <w:tr>
+        <w:trPr>
+          <w:jc w:val="center"/>
+        </w:trPr>
         <w:tc>
           <w:tcPr>
-            <w:tcW w:type="dxa" w:w="2160"/>
+            <w:tcW w:w="2160" w:type="dxa"/>
             <w:vAlign w:val="center"/>
           </w:tcPr>
           <w:p>
             <w:pPr>
-              <w:spacing w:after="50" w:before="50"/>
-              <w:jc w:val="left"/>
+              <w:spacing w:before="50" w:after="50"/>
+              <w:rPr>
+                <w:rFonts w:hint="eastAsia"/>
+              </w:rPr>
             </w:pPr>
-            <w:r/>
             <w:r>
               <w:rPr>
-                <w:rFonts w:ascii="Aptos" w:hAnsi="Aptos"/>
-                <w:b w:val="0"/>
-                <w:color w:val="1F2937"/>
                 <w:sz w:val="17"/>
               </w:rPr>
               <w:t>¿Envía la base de datos a Internet?</w:t>
@@ -642,42 +539,44 @@
         </w:tc>
         <w:tc>
           <w:tcPr>
-            <w:tcW w:type="dxa" w:w="3600"/>
+            <w:tcW w:w="3600" w:type="dxa"/>
             <w:vAlign w:val="center"/>
           </w:tcPr>
           <w:p>
             <w:pPr>
-              <w:spacing w:after="50" w:before="50"/>
-              <w:jc w:val="left"/>
+              <w:spacing w:before="50" w:after="50"/>
+              <w:rPr>
+                <w:rFonts w:hint="eastAsia"/>
+              </w:rPr>
             </w:pPr>
-            <w:r/>
             <w:r>
               <w:rPr>
-                <w:rFonts w:ascii="Aptos" w:hAnsi="Aptos"/>
-                <w:b w:val="0"/>
-                <w:color w:val="1F2937"/>
                 <w:sz w:val="17"/>
               </w:rPr>
-              <w:t>NO. Nunca se transmite la lista de personal completa ni los archivos del sistema.</w:t>
+              <w:t xml:space="preserve">NO. Nunca se transmite la lista de personal completa ni los </w:t>
+            </w:r>
+            <w:r>
+              <w:rPr>
+                <w:sz w:val="17"/>
+              </w:rPr>
+              <w:t>archivos del sistema.</w:t>
             </w:r>
           </w:p>
         </w:tc>
         <w:tc>
           <w:tcPr>
-            <w:tcW w:type="dxa" w:w="1728"/>
+            <w:tcW w:w="1728" w:type="dxa"/>
             <w:vAlign w:val="center"/>
           </w:tcPr>
           <w:p>
             <w:pPr>
-              <w:spacing w:after="50" w:before="50"/>
-              <w:jc w:val="left"/>
+              <w:spacing w:before="50" w:after="50"/>
+              <w:rPr>
+                <w:rFonts w:hint="eastAsia"/>
+              </w:rPr>
             </w:pPr>
-            <w:r/>
             <w:r>
               <w:rPr>
-                <w:rFonts w:ascii="Aptos" w:hAnsi="Aptos"/>
-                <w:b w:val="0"/>
-                <w:color w:val="1F2937"/>
                 <w:sz w:val="17"/>
               </w:rPr>
               <w:t>Máxima</w:t>
@@ -686,20 +585,18 @@
         </w:tc>
         <w:tc>
           <w:tcPr>
-            <w:tcW w:type="dxa" w:w="2880"/>
+            <w:tcW w:w="2880" w:type="dxa"/>
             <w:vAlign w:val="center"/>
           </w:tcPr>
           <w:p>
             <w:pPr>
-              <w:spacing w:after="50" w:before="50"/>
-              <w:jc w:val="left"/>
+              <w:spacing w:before="50" w:after="50"/>
+              <w:rPr>
+                <w:rFonts w:hint="eastAsia"/>
+              </w:rPr>
             </w:pPr>
-            <w:r/>
             <w:r>
               <w:rPr>
-                <w:rFonts w:ascii="Aptos" w:hAnsi="Aptos"/>
-                <w:b w:val="0"/>
-                <w:color w:val="1F2937"/>
                 <w:sz w:val="17"/>
               </w:rPr>
               <w:t>Solo viajan textos puntuales de avisos individuales cuando usted pulsa notificar.</w:t>
@@ -708,23 +605,24 @@
         </w:tc>
       </w:tr>
       <w:tr>
+        <w:trPr>
+          <w:jc w:val="center"/>
+        </w:trPr>
         <w:tc>
           <w:tcPr>
-            <w:tcW w:type="dxa" w:w="2160"/>
+            <w:tcW w:w="2160" w:type="dxa"/>
+            <w:shd w:val="clear" w:color="auto" w:fill="F0FDFA"/>
             <w:vAlign w:val="center"/>
-            <w:shd w:fill="F0FDFA"/>
           </w:tcPr>
           <w:p>
             <w:pPr>
-              <w:spacing w:after="50" w:before="50"/>
-              <w:jc w:val="left"/>
+              <w:spacing w:before="50" w:after="50"/>
+              <w:rPr>
+                <w:rFonts w:hint="eastAsia"/>
+              </w:rPr>
             </w:pPr>
-            <w:r/>
             <w:r>
               <w:rPr>
-                <w:rFonts w:ascii="Aptos" w:hAnsi="Aptos"/>
-                <w:b w:val="0"/>
-                <w:color w:val="1F2937"/>
                 <w:sz w:val="17"/>
               </w:rPr>
               <w:t>Canal de Envío de Correos (SMTP)</w:t>
@@ -733,44 +631,46 @@
         </w:tc>
         <w:tc>
           <w:tcPr>
-            <w:tcW w:type="dxa" w:w="3600"/>
+            <w:tcW w:w="3600" w:type="dxa"/>
+            <w:shd w:val="clear" w:color="auto" w:fill="F0FDFA"/>
             <w:vAlign w:val="center"/>
-            <w:shd w:fill="F0FDFA"/>
           </w:tcPr>
           <w:p>
             <w:pPr>
-              <w:spacing w:after="50" w:before="50"/>
-              <w:jc w:val="left"/>
+              <w:spacing w:before="50" w:after="50"/>
+              <w:rPr>
+                <w:rFonts w:hint="eastAsia"/>
+              </w:rPr>
             </w:pPr>
-            <w:r/>
             <w:r>
               <w:rPr>
-                <w:rFonts w:ascii="Aptos" w:hAnsi="Aptos"/>
-                <w:b w:val="0"/>
-                <w:color w:val="1F2937"/>
                 <w:sz w:val="17"/>
               </w:rPr>
-              <w:t>Conexión saliente cifrada de punto a punto (TLS 1.2+ en puerto 587) directamente hacia los servidores oficiales de correo.</w:t>
+              <w:t>Conexión saliente cifrada de punto a punto (TLS 1.2+ en puerto 587) directamente hacia los servidores oficiales</w:t>
+            </w:r>
+            <w:r>
+              <w:rPr>
+                <w:sz w:val="17"/>
+              </w:rPr>
+              <w:t xml:space="preserve"> de correo.</w:t>
             </w:r>
           </w:p>
         </w:tc>
         <w:tc>
           <w:tcPr>
-            <w:tcW w:type="dxa" w:w="1728"/>
+            <w:tcW w:w="1728" w:type="dxa"/>
+            <w:shd w:val="clear" w:color="auto" w:fill="F0FDFA"/>
             <w:vAlign w:val="center"/>
-            <w:shd w:fill="F0FDFA"/>
           </w:tcPr>
           <w:p>
             <w:pPr>
-              <w:spacing w:after="50" w:before="50"/>
-              <w:jc w:val="left"/>
+              <w:spacing w:before="50" w:after="50"/>
+              <w:rPr>
+                <w:rFonts w:hint="eastAsia"/>
+              </w:rPr>
             </w:pPr>
-            <w:r/>
             <w:r>
               <w:rPr>
-                <w:rFonts w:ascii="Aptos" w:hAnsi="Aptos"/>
-                <w:b w:val="0"/>
-                <w:color w:val="1F2937"/>
                 <w:sz w:val="17"/>
               </w:rPr>
               <w:t>Bancaria / TLS</w:t>
@@ -779,21 +679,19 @@
         </w:tc>
         <w:tc>
           <w:tcPr>
-            <w:tcW w:type="dxa" w:w="2880"/>
+            <w:tcW w:w="2880" w:type="dxa"/>
+            <w:shd w:val="clear" w:color="auto" w:fill="F0FDFA"/>
             <w:vAlign w:val="center"/>
-            <w:shd w:fill="F0FDFA"/>
           </w:tcPr>
           <w:p>
             <w:pPr>
-              <w:spacing w:after="50" w:before="50"/>
-              <w:jc w:val="left"/>
+              <w:spacing w:before="50" w:after="50"/>
+              <w:rPr>
+                <w:rFonts w:hint="eastAsia"/>
+              </w:rPr>
             </w:pPr>
-            <w:r/>
             <w:r>
               <w:rPr>
-                <w:rFonts w:ascii="Aptos" w:hAnsi="Aptos"/>
-                <w:b w:val="0"/>
-                <w:color w:val="1F2937"/>
                 <w:sz w:val="17"/>
               </w:rPr>
               <w:t>Nadie en la red interna ni en Internet puede interceptar ni leer el contenido.</w:t>
@@ -802,22 +700,23 @@
         </w:tc>
       </w:tr>
       <w:tr>
+        <w:trPr>
+          <w:jc w:val="center"/>
+        </w:trPr>
         <w:tc>
           <w:tcPr>
-            <w:tcW w:type="dxa" w:w="2160"/>
+            <w:tcW w:w="2160" w:type="dxa"/>
             <w:vAlign w:val="center"/>
           </w:tcPr>
           <w:p>
             <w:pPr>
-              <w:spacing w:after="50" w:before="50"/>
-              <w:jc w:val="left"/>
+              <w:spacing w:before="50" w:after="50"/>
+              <w:rPr>
+                <w:rFonts w:hint="eastAsia"/>
+              </w:rPr>
             </w:pPr>
-            <w:r/>
             <w:r>
               <w:rPr>
-                <w:rFonts w:ascii="Aptos" w:hAnsi="Aptos"/>
-                <w:b w:val="0"/>
-                <w:color w:val="1F2937"/>
                 <w:sz w:val="17"/>
               </w:rPr>
               <w:t>Copia Oculta (BCC)</w:t>
@@ -826,20 +725,18 @@
         </w:tc>
         <w:tc>
           <w:tcPr>
-            <w:tcW w:type="dxa" w:w="3600"/>
+            <w:tcW w:w="3600" w:type="dxa"/>
             <w:vAlign w:val="center"/>
           </w:tcPr>
           <w:p>
             <w:pPr>
-              <w:spacing w:after="50" w:before="50"/>
-              <w:jc w:val="left"/>
+              <w:spacing w:before="50" w:after="50"/>
+              <w:rPr>
+                <w:rFonts w:hint="eastAsia"/>
+              </w:rPr>
             </w:pPr>
-            <w:r/>
             <w:r>
               <w:rPr>
-                <w:rFonts w:ascii="Aptos" w:hAnsi="Aptos"/>
-                <w:b w:val="0"/>
-                <w:color w:val="1F2937"/>
                 <w:sz w:val="17"/>
               </w:rPr>
               <w:t>Al enviar notificaciones a la dotación, las direcciones van ocultas entre sí.</w:t>
@@ -848,20 +745,18 @@
         </w:tc>
         <w:tc>
           <w:tcPr>
-            <w:tcW w:type="dxa" w:w="1728"/>
+            <w:tcW w:w="1728" w:type="dxa"/>
             <w:vAlign w:val="center"/>
           </w:tcPr>
           <w:p>
             <w:pPr>
-              <w:spacing w:after="50" w:before="50"/>
-              <w:jc w:val="left"/>
+              <w:spacing w:before="50" w:after="50"/>
+              <w:rPr>
+                <w:rFonts w:hint="eastAsia"/>
+              </w:rPr>
             </w:pPr>
-            <w:r/>
             <w:r>
               <w:rPr>
-                <w:rFonts w:ascii="Aptos" w:hAnsi="Aptos"/>
-                <w:b w:val="0"/>
-                <w:color w:val="1F2937"/>
                 <w:sz w:val="17"/>
               </w:rPr>
               <w:t>Privacidad Total</w:t>
@@ -870,45 +765,50 @@
         </w:tc>
         <w:tc>
           <w:tcPr>
-            <w:tcW w:type="dxa" w:w="2880"/>
+            <w:tcW w:w="2880" w:type="dxa"/>
             <w:vAlign w:val="center"/>
           </w:tcPr>
           <w:p>
             <w:pPr>
-              <w:spacing w:after="50" w:before="50"/>
-              <w:jc w:val="left"/>
+              <w:spacing w:before="50" w:after="50"/>
+              <w:rPr>
+                <w:rFonts w:hint="eastAsia"/>
+              </w:rPr>
             </w:pPr>
-            <w:r/>
             <w:r>
               <w:rPr>
-                <w:rFonts w:ascii="Aptos" w:hAnsi="Aptos"/>
-                <w:b w:val="0"/>
-                <w:color w:val="1F2937"/>
                 <w:sz w:val="17"/>
               </w:rPr>
-              <w:t>Ningún funcionario visualiza las direcciones de correo particulares de los demás.</w:t>
+              <w:t xml:space="preserve">Ningún funcionario visualiza las </w:t>
+            </w:r>
+            <w:r>
+              <w:rPr>
+                <w:sz w:val="17"/>
+              </w:rPr>
+              <w:t>direcciones de correo particulares de los demás.</w:t>
             </w:r>
           </w:p>
         </w:tc>
       </w:tr>
       <w:tr>
+        <w:trPr>
+          <w:jc w:val="center"/>
+        </w:trPr>
         <w:tc>
           <w:tcPr>
-            <w:tcW w:type="dxa" w:w="2160"/>
+            <w:tcW w:w="2160" w:type="dxa"/>
+            <w:shd w:val="clear" w:color="auto" w:fill="F0FDFA"/>
             <w:vAlign w:val="center"/>
-            <w:shd w:fill="F0FDFA"/>
           </w:tcPr>
           <w:p>
             <w:pPr>
-              <w:spacing w:after="50" w:before="50"/>
-              <w:jc w:val="left"/>
+              <w:spacing w:before="50" w:after="50"/>
+              <w:rPr>
+                <w:rFonts w:hint="eastAsia"/>
+              </w:rPr>
             </w:pPr>
-            <w:r/>
             <w:r>
               <w:rPr>
-                <w:rFonts w:ascii="Aptos" w:hAnsi="Aptos"/>
-                <w:b w:val="0"/>
-                <w:color w:val="1F2937"/>
                 <w:sz w:val="17"/>
               </w:rPr>
               <w:t>¿Qué pasa si NO tengo Internet?</w:t>
@@ -917,21 +817,19 @@
         </w:tc>
         <w:tc>
           <w:tcPr>
-            <w:tcW w:type="dxa" w:w="3600"/>
+            <w:tcW w:w="3600" w:type="dxa"/>
+            <w:shd w:val="clear" w:color="auto" w:fill="F0FDFA"/>
             <w:vAlign w:val="center"/>
-            <w:shd w:fill="F0FDFA"/>
           </w:tcPr>
           <w:p>
             <w:pPr>
-              <w:spacing w:after="50" w:before="50"/>
-              <w:jc w:val="left"/>
+              <w:spacing w:before="50" w:after="50"/>
+              <w:rPr>
+                <w:rFonts w:hint="eastAsia"/>
+              </w:rPr>
             </w:pPr>
-            <w:r/>
             <w:r>
               <w:rPr>
-                <w:rFonts w:ascii="Aptos" w:hAnsi="Aptos"/>
-                <w:b w:val="0"/>
-                <w:color w:val="1F2937"/>
                 <w:sz w:val="17"/>
               </w:rPr>
               <w:t>El sistema funciona al 100% de manera desconectada (modo offline).</w:t>
@@ -940,21 +838,19 @@
         </w:tc>
         <w:tc>
           <w:tcPr>
-            <w:tcW w:type="dxa" w:w="1728"/>
+            <w:tcW w:w="1728" w:type="dxa"/>
+            <w:shd w:val="clear" w:color="auto" w:fill="F0FDFA"/>
             <w:vAlign w:val="center"/>
-            <w:shd w:fill="F0FDFA"/>
           </w:tcPr>
           <w:p>
             <w:pPr>
-              <w:spacing w:after="50" w:before="50"/>
-              <w:jc w:val="left"/>
+              <w:spacing w:before="50" w:after="50"/>
+              <w:rPr>
+                <w:rFonts w:hint="eastAsia"/>
+              </w:rPr>
             </w:pPr>
-            <w:r/>
             <w:r>
               <w:rPr>
-                <w:rFonts w:ascii="Aptos" w:hAnsi="Aptos"/>
-                <w:b w:val="0"/>
-                <w:color w:val="1F2937"/>
                 <w:sz w:val="17"/>
               </w:rPr>
               <w:t>Autónoma</w:t>
@@ -963,21 +859,19 @@
         </w:tc>
         <w:tc>
           <w:tcPr>
-            <w:tcW w:type="dxa" w:w="2880"/>
+            <w:tcW w:w="2880" w:type="dxa"/>
+            <w:shd w:val="clear" w:color="auto" w:fill="F0FDFA"/>
             <w:vAlign w:val="center"/>
-            <w:shd w:fill="F0FDFA"/>
           </w:tcPr>
           <w:p>
             <w:pPr>
-              <w:spacing w:after="50" w:before="50"/>
-              <w:jc w:val="left"/>
+              <w:spacing w:before="50" w:after="50"/>
+              <w:rPr>
+                <w:rFonts w:hint="eastAsia"/>
+              </w:rPr>
             </w:pPr>
-            <w:r/>
             <w:r>
               <w:rPr>
-                <w:rFonts w:ascii="Aptos" w:hAnsi="Aptos"/>
-                <w:b w:val="0"/>
-                <w:color w:val="1F2937"/>
                 <w:sz w:val="17"/>
               </w:rPr>
               <w:t>No se bloquea, no se detiene y guarda los cambios con total normalidad.</w:t>
@@ -989,28 +883,44 @@
     <w:p>
       <w:pPr>
         <w:spacing w:after="40"/>
+        <w:rPr>
+          <w:rFonts w:hint="eastAsia"/>
+        </w:rPr>
       </w:pPr>
     </w:p>
     <w:p>
       <w:pPr>
         <w:spacing w:after="100" w:line="274" w:lineRule="auto"/>
+        <w:rPr>
+          <w:rFonts w:hint="eastAsia"/>
+        </w:rPr>
       </w:pPr>
       <w:r>
-        <w:t>En resumen: El acceso a Internet se utiliza de manera exclusivamente saliente y solo cuando el operador decide voluntariamente despachar un aviso por correo electrónico institucional. En ningún momento el software sincroniza ni sube la base de datos a ningún servicio externo.</w:t>
+        <w:lastRenderedPageBreak/>
+        <w:t xml:space="preserve">En resumen: El acceso a </w:t>
+      </w:r>
+      <w:r>
+        <w:t>Internet se utiliza de manera exclusivamente saliente y solo cuando el operador decide voluntariamente despachar un aviso por correo electrónico institucional. En ningún momento el software sincroniza ni sube la base de datos a ningún servicio externo.</w:t>
       </w:r>
     </w:p>
     <w:p>
       <w:pPr>
-        <w:pStyle w:val="Heading1"/>
+        <w:pStyle w:val="Ttulo1"/>
         <w:spacing w:before="280" w:after="80"/>
       </w:pPr>
       <w:r>
-        <w:t>3. Desarrollo Seguro y Cumplimiento de Normativas Legales</w:t>
+        <w:t xml:space="preserve">3. </w:t>
+      </w:r>
+      <w:r>
+        <w:t>Desarrollo Seguro y Cumplimiento de Normativas Legales</w:t>
       </w:r>
     </w:p>
     <w:p>
       <w:pPr>
         <w:spacing w:after="100" w:line="274" w:lineRule="auto"/>
+        <w:rPr>
+          <w:rFonts w:hint="eastAsia"/>
+        </w:rPr>
       </w:pPr>
       <w:r>
         <w:t>El desarrollo del Sistema de Gestión de Turnos fue ejecutado desde su primera línea de código aplicando rigurosos estándares de Ciberseguridad y en estricto apego al marco legal chileno vigente:</w:t>
@@ -1018,14 +928,23 @@
     </w:p>
     <w:p>
       <w:pPr>
-        <w:pStyle w:val="ListBullet"/>
-        <w:spacing w:after="60" w:before="0" w:line="264" w:lineRule="auto"/>
+        <w:pStyle w:val="Listaconvietas"/>
+        <w:spacing w:after="60" w:line="264" w:lineRule="auto"/>
+        <w:rPr>
+          <w:rFonts w:hint="eastAsia"/>
+        </w:rPr>
       </w:pPr>
       <w:r>
         <w:rPr>
           <w:b/>
         </w:rPr>
-        <w:t>Ley N° 19.628 sobre Protección de la Vida Privada (Chile):</w:t>
+        <w:t>Ley N°</w:t>
+      </w:r>
+      <w:r>
+        <w:rPr>
+          <w:b/>
+        </w:rPr>
+        <w:t xml:space="preserve"> 19.628 sobre Protección de la Vida Privada (Chile):</w:t>
       </w:r>
       <w:r>
         <w:t xml:space="preserve"> Cumple con los principios de licitud, consentimiento y finalidad. Los datos se utilizan estrictamente para organizar las guardias y no se comparten con terceros.</w:t>
@@ -1033,8 +952,11 @@
     </w:p>
     <w:p>
       <w:pPr>
-        <w:pStyle w:val="ListBullet"/>
-        <w:spacing w:after="60" w:before="0" w:line="264" w:lineRule="auto"/>
+        <w:pStyle w:val="Listaconvietas"/>
+        <w:spacing w:after="60" w:line="264" w:lineRule="auto"/>
+        <w:rPr>
+          <w:rFonts w:hint="eastAsia"/>
+        </w:rPr>
       </w:pPr>
       <w:r>
         <w:rPr>
@@ -1043,13 +965,19 @@
         <w:t>Ley N° 21.663 Marco de Ciberseguridad:</w:t>
       </w:r>
       <w:r>
-        <w:t xml:space="preserve"> Adopción de medidas técnicas proactivas de protección, mitigación de riesgos y resguardo de la confidencialidad de la información operativa del personal.</w:t>
+        <w:t xml:space="preserve"> Ad</w:t>
+      </w:r>
+      <w:r>
+        <w:t>opción de medidas técnicas proactivas de protección, mitigación de riesgos y resguardo de la confidencialidad de la información operativa del personal.</w:t>
       </w:r>
     </w:p>
     <w:p>
       <w:pPr>
-        <w:pStyle w:val="ListBullet"/>
-        <w:spacing w:after="60" w:before="0" w:line="264" w:lineRule="auto"/>
+        <w:pStyle w:val="Listaconvietas"/>
+        <w:spacing w:after="60" w:line="264" w:lineRule="auto"/>
+        <w:rPr>
+          <w:rFonts w:hint="eastAsia"/>
+        </w:rPr>
       </w:pPr>
       <w:r>
         <w:rPr>
@@ -1058,13 +986,19 @@
         <w:t>Directrices OWASP (Open Web Application Security Project):</w:t>
       </w:r>
       <w:r>
-        <w:t xml:space="preserve"> Implementación de diseño seguro (Secure by Design), control de configuraciones y prevención contra fuga de información confidencial.</w:t>
+        <w:t xml:space="preserve"> Implementación de diseño seguro (Secure by De</w:t>
+      </w:r>
+      <w:r>
+        <w:t>sign), control de configuraciones y prevención contra fuga de información confidencial.</w:t>
       </w:r>
     </w:p>
     <w:p>
       <w:pPr>
-        <w:pStyle w:val="ListBullet"/>
-        <w:spacing w:after="60" w:before="0" w:line="264" w:lineRule="auto"/>
+        <w:pStyle w:val="Listaconvietas"/>
+        <w:spacing w:after="60" w:line="264" w:lineRule="auto"/>
+        <w:rPr>
+          <w:rFonts w:hint="eastAsia"/>
+        </w:rPr>
       </w:pPr>
       <w:r>
         <w:rPr>
@@ -1073,12 +1007,15 @@
         <w:t>Separación Estricta de Entornos:</w:t>
       </w:r>
       <w:r>
-        <w:t xml:space="preserve"> El código fuente del proyecto no contiene nombres reales, correos ni credenciales personales. Se implementó una política de anonimización absoluta en los repositorios.</w:t>
+        <w:t xml:space="preserve"> El código fuente del proyecto no contiene nombres reales, correos ni credenciales personales. Se implementó una política de anonimizaci</w:t>
+      </w:r>
+      <w:r>
+        <w:t>ón absoluta en los repositorios.</w:t>
       </w:r>
     </w:p>
     <w:p>
       <w:pPr>
-        <w:pStyle w:val="Heading1"/>
+        <w:pStyle w:val="Ttulo1"/>
         <w:spacing w:before="280" w:after="80"/>
       </w:pPr>
       <w:r>
@@ -1088,6 +1025,9 @@
     <w:p>
       <w:pPr>
         <w:spacing w:after="100" w:line="274" w:lineRule="auto"/>
+        <w:rPr>
+          <w:rFonts w:hint="eastAsia"/>
+        </w:rPr>
       </w:pPr>
       <w:r>
         <w:t>Para garantizar que el trabajo del usuario final nunca se pierda ni se dañe accidentalmente, el motor del sistema cuenta con tres barreras automáticas de protección:</w:t>
@@ -1095,8 +1035,11 @@
     </w:p>
     <w:p>
       <w:pPr>
-        <w:pStyle w:val="ListBullet"/>
-        <w:spacing w:after="60" w:before="0" w:line="264" w:lineRule="auto"/>
+        <w:pStyle w:val="Listaconvietas"/>
+        <w:spacing w:after="60" w:line="264" w:lineRule="auto"/>
+        <w:rPr>
+          <w:rFonts w:hint="eastAsia"/>
+        </w:rPr>
       </w:pPr>
       <w:r>
         <w:rPr>
@@ -1105,13 +1048,19 @@
         <w:t>Guardado Atómico (Anti-Cortes de Luz):</w:t>
       </w:r>
       <w:r>
-        <w:t xml:space="preserve"> Cuando usted presiona 'Guardar', el sistema escribe primero en un archivo temporal seguro, fuerza la escritura física en disco (fsync) y solo cuando el archivo está 100% íntegro reemplaza el original en una fracción de milisegundo. Si se corta la luz en medio del proceso, su información anterior no se corrompe.</w:t>
+        <w:t xml:space="preserve"> Cuando usted presiona 'Guardar', el sistema escribe primero en un archivo temporal seguro, fuerza la escritura física en disco (fsync) y solo cuando el archivo está 100% íntegro reemplaza el original en una fracción d</w:t>
+      </w:r>
+      <w:r>
+        <w:t>e milisegundo. Si se corta la luz en medio del proceso, su información anterior no se corrompe.</w:t>
       </w:r>
     </w:p>
     <w:p>
       <w:pPr>
-        <w:pStyle w:val="ListBullet"/>
-        <w:spacing w:after="60" w:before="0" w:line="264" w:lineRule="auto"/>
+        <w:pStyle w:val="Listaconvietas"/>
+        <w:spacing w:after="60" w:line="264" w:lineRule="auto"/>
+        <w:rPr>
+          <w:rFonts w:hint="eastAsia"/>
+        </w:rPr>
       </w:pPr>
       <w:r>
         <w:rPr>
@@ -1120,13 +1069,19 @@
         <w:t>Copias de Seguridad Fechadas Automáticas:</w:t>
       </w:r>
       <w:r>
-        <w:t xml:space="preserve"> Cada cierre de mes o respaldo manual genera un archivo fechado e independiente en la carpeta backups/. Si necesita revisar el estado de un mes anterior, siempre tendrá el archivo disponible.</w:t>
+        <w:t xml:space="preserve"> Cada cierre de mes o respaldo manual genera un archivo fechado e independiente en la carpeta backups/. Si necesita rev</w:t>
+      </w:r>
+      <w:r>
+        <w:t>isar el estado de un mes anterior, siempre tendrá el archivo disponible.</w:t>
       </w:r>
     </w:p>
     <w:p>
       <w:pPr>
-        <w:pStyle w:val="ListBullet"/>
-        <w:spacing w:after="60" w:before="0" w:line="264" w:lineRule="auto"/>
+        <w:pStyle w:val="Listaconvietas"/>
+        <w:spacing w:after="60" w:line="264" w:lineRule="auto"/>
+        <w:rPr>
+          <w:rFonts w:hint="eastAsia"/>
+        </w:rPr>
       </w:pPr>
       <w:r>
         <w:rPr>
@@ -1140,16 +1095,22 @@
     </w:p>
     <w:p>
       <w:pPr>
-        <w:pStyle w:val="Heading1"/>
+        <w:pStyle w:val="Ttulo1"/>
         <w:spacing w:before="280" w:after="80"/>
       </w:pPr>
       <w:r>
-        <w:t>5. Preguntas Frecuentes de los Usuarios (FAQ)</w:t>
+        <w:t xml:space="preserve">5. Preguntas Frecuentes de </w:t>
+      </w:r>
+      <w:r>
+        <w:t>los Usuarios (FAQ)</w:t>
       </w:r>
     </w:p>
     <w:p>
       <w:pPr>
         <w:spacing w:after="100" w:line="274" w:lineRule="auto"/>
+        <w:rPr>
+          <w:rFonts w:hint="eastAsia"/>
+        </w:rPr>
       </w:pPr>
       <w:r>
         <w:t>¿Puede alguien en Internet ver los nombres o los turnos de mi equipo?</w:t>
@@ -1158,14 +1119,23 @@
     <w:p>
       <w:pPr>
         <w:spacing w:after="100" w:line="274" w:lineRule="auto"/>
+        <w:rPr>
+          <w:rFonts w:hint="eastAsia"/>
+        </w:rPr>
       </w:pPr>
       <w:r>
-        <w:t>No. El software no publica nada en Internet. La información está almacenada en el disco local de su computadora. Nadie puede acceder sin iniciar sesión directamente en su equipo de trabajo.</w:t>
+        <w:t>No. El software no publica nada en Internet. La información está almacenada en el disco local de su computadora. Nadie puede acceder sin iniciar sesión directamente en</w:t>
+      </w:r>
+      <w:r>
+        <w:t xml:space="preserve"> su equipo de trabajo.</w:t>
       </w:r>
     </w:p>
     <w:p>
       <w:pPr>
         <w:spacing w:after="100" w:line="274" w:lineRule="auto"/>
+        <w:rPr>
+          <w:rFonts w:hint="eastAsia"/>
+        </w:rPr>
       </w:pPr>
       <w:r>
         <w:t>¿Si abro el programa sin conexión a Internet, funciona?</w:t>
@@ -1174,6 +1144,9 @@
     <w:p>
       <w:pPr>
         <w:spacing w:after="100" w:line="274" w:lineRule="auto"/>
+        <w:rPr>
+          <w:rFonts w:hint="eastAsia"/>
+        </w:rPr>
       </w:pPr>
       <w:r>
         <w:t>Sí, al 100%. Usted puede planificar todo el año, rotar turnos, ingresar permisos y exportar a Excel sin tener ningún cable de red conectado.</w:t>
@@ -1182,128 +1155,44 @@
     <w:p>
       <w:pPr>
         <w:spacing w:after="100" w:line="274" w:lineRule="auto"/>
+        <w:rPr>
+          <w:rFonts w:hint="eastAsia"/>
+        </w:rPr>
       </w:pPr>
       <w:r>
-        <w:t>¿Qué datos se enviaron a plataformas de desarrollo como GitHub?</w:t>
+        <w:t>¿Qué datos se enviaron a plataformas</w:t>
+      </w:r>
+      <w:r>
+        <w:t xml:space="preserve"> de desarrollo como GitHub?</w:t>
       </w:r>
     </w:p>
     <w:p>
       <w:pPr>
         <w:spacing w:after="100" w:line="274" w:lineRule="auto"/>
+        <w:rPr>
+          <w:rFonts w:hint="eastAsia"/>
+        </w:rPr>
       </w:pPr>
       <w:r>
-        <w:t>Únicamente el código fuente de los botones, ventanas y algoritmos de rotación, acompañados de plantillas de ejemplo con nombres ficticios (Juan Perez, Maria Gonzalez). Ningún dato de funcionarios reales fue ni será subido.</w:t>
+        <w:t>Únicamente el código fuente de los botones, ventanas y algoritmos de rotación, acompañados de plantillas d</w:t>
+      </w:r>
+      <w:r>
+        <w:t xml:space="preserve">e ejemplo con nombres ficticios. </w:t>
+      </w:r>
+      <w:r>
+        <w:t>Ningún dato de funcionarios reales fue ni será subido.</w:t>
       </w:r>
     </w:p>
     <w:p>
       <w:pPr>
-        <w:pStyle w:val="Heading1"/>
-        <w:spacing w:before="280" w:after="80"/>
-      </w:pPr>
-      <w:r>
-        <w:t>6. Buenas Prácticas de Seguridad para el Operador Final</w:t>
-      </w:r>
-    </w:p>
-    <w:p>
-      <w:pPr>
-        <w:spacing w:after="100" w:line="274" w:lineRule="auto"/>
-      </w:pPr>
-      <w:r>
-        <w:t>Dado que la seguridad física de la estación de trabajo es el pilar principal de un software local, se recomienda a los operadores seguir estas sencillas pautas:</w:t>
-      </w:r>
-    </w:p>
-    <w:p>
-      <w:pPr>
-        <w:pStyle w:val="ListBullet"/>
-        <w:spacing w:after="60" w:before="0" w:line="264" w:lineRule="auto"/>
-      </w:pPr>
-      <w:r>
         <w:rPr>
-          <w:b/>
+          <w:rFonts w:hint="eastAsia"/>
         </w:rPr>
-        <w:t>Bloqueo de Pantalla:</w:t>
-      </w:r>
-      <w:r>
-        <w:t xml:space="preserve"> Presione la tecla Windows + L cada vez que se aleje de su puesto de trabajo para evitar que personas no autorizadas manipulen las planillas.</w:t>
-      </w:r>
-    </w:p>
-    <w:p>
-      <w:pPr>
-        <w:pStyle w:val="ListBullet"/>
-        <w:spacing w:after="60" w:before="0" w:line="264" w:lineRule="auto"/>
-      </w:pPr>
-      <w:r>
-        <w:rPr>
-          <w:b/>
-        </w:rPr>
-        <w:t>Resguardo de Planillas Excel:</w:t>
-      </w:r>
-      <w:r>
-        <w:t xml:space="preserve"> Al exportar planillas mensuales a Excel, guárdelas en carpetas institucionales con acceso restringido para los miembros autorizados del departamento.</w:t>
-      </w:r>
-    </w:p>
-    <w:p>
-      <w:pPr>
-        <w:pStyle w:val="ListBullet"/>
-        <w:spacing w:after="60" w:before="0" w:line="264" w:lineRule="auto"/>
-      </w:pPr>
-      <w:r>
-        <w:rPr>
-          <w:b/>
-        </w:rPr>
-        <w:t>Contraseñas de Correo Seguras:</w:t>
-      </w:r>
-      <w:r>
-        <w:t xml:space="preserve"> Nunca guarde contraseñas escritas en papeles o archivos de texto sin cifrar. El archivo .env del sistema cuenta con permisos locales protegidos.</w:t>
-      </w:r>
-    </w:p>
-    <w:p>
-      <w:pPr>
-        <w:spacing w:before="400"/>
       </w:pPr>
     </w:p>
-    <w:p>
-      <w:pPr>
-        <w:jc w:val="center"/>
-      </w:pPr>
-      <w:r>
-        <w:rPr>
-          <w:i/>
-          <w:color w:val="4B5563"/>
-          <w:sz w:val="18"/>
-        </w:rPr>
-        <w:t>DECLARACIÓN DE CONFORMIDAD Y SEGURIDAD TÉCNICA</w:t>
-        <w:br/>
-        <w:t>El Sistema de Gestión de Turnos cumple con todas las exigencias de privacidad, funcionamiento local autónomo y desarrollo seguro vigentes a la fecha.</w:t>
-      </w:r>
-    </w:p>
-    <w:p>
-      <w:pPr>
-        <w:spacing w:before="240"/>
-      </w:pPr>
-    </w:p>
-    <w:p>
-      <w:pPr>
-        <w:jc w:val="center"/>
-      </w:pPr>
-      <w:r>
-        <w:rPr>
-          <w:b/>
-          <w:color w:val="1F2937"/>
-          <w:sz w:val="19"/>
-        </w:rPr>
-        <w:t>_____________________________________________</w:t>
-        <w:br/>
-        <w:t>DEPARTAMENTO DE PERSONAL</w:t>
-        <w:br/>
-        <w:t>GESTIÓN OPERATIVA Y SEGURIDAD DE LA INFORMACIÓN</w:t>
-        <w:br/>
-        <w:t>Validez Oficial — Periodo 2026 / 2027</w:t>
-      </w:r>
-    </w:p>
     <w:sectPr>
-      <w:headerReference w:type="default" r:id="rId9"/>
-      <w:footerReference w:type="default" r:id="rId10"/>
+      <w:headerReference w:type="default" r:id="rId8"/>
+      <w:footerReference w:type="default" r:id="rId9"/>
       <w:pgSz w:w="12240" w:h="15840"/>
       <w:pgMar w:top="1152" w:right="1152" w:bottom="1152" w:left="1152" w:header="720" w:footer="720" w:gutter="0"/>
       <w:cols w:space="720"/>
@@ -1313,35 +1202,95 @@
 </w:document>
 </file>
 
+<file path=word/endnotes.xml><?xml version="1.0" encoding="utf-8"?>
+<w:endnotes xmlns:ve="http://schemas.openxmlformats.org/markup-compatibility/2006" xmlns:o="urn:schemas-microsoft-com:office:office" xmlns:r="http://schemas.openxmlformats.org/officeDocument/2006/relationships" xmlns:m="http://schemas.openxmlformats.org/officeDocument/2006/math" xmlns:v="urn:schemas-microsoft-com:vml" xmlns:wp="http://schemas.openxmlformats.org/drawingml/2006/wordprocessingDrawing" xmlns:w10="urn:schemas-microsoft-com:office:word" xmlns:w="http://schemas.openxmlformats.org/wordprocessingml/2006/main" xmlns:wne="http://schemas.microsoft.com/office/word/2006/wordml">
+  <w:endnote w:type="separator" w:id="0">
+    <w:p>
+      <w:pPr>
+        <w:spacing w:after="0" w:line="240" w:lineRule="auto"/>
+      </w:pPr>
+      <w:r>
+        <w:separator/>
+      </w:r>
+    </w:p>
+  </w:endnote>
+  <w:endnote w:type="continuationSeparator" w:id="1">
+    <w:p>
+      <w:pPr>
+        <w:spacing w:after="0" w:line="240" w:lineRule="auto"/>
+      </w:pPr>
+      <w:r>
+        <w:continuationSeparator/>
+      </w:r>
+    </w:p>
+  </w:endnote>
+</w:endnotes>
+</file>
+
 <file path=word/footer1.xml><?xml version="1.0" encoding="utf-8"?>
-<w:ftr xmlns:m="http://schemas.openxmlformats.org/officeDocument/2006/math" xmlns:mc="http://schemas.openxmlformats.org/markup-compatibility/2006" xmlns:mo="http://schemas.microsoft.com/office/mac/office/2008/main" xmlns:mv="urn:schemas-microsoft-com:mac:vml" xmlns:o="urn:schemas-microsoft-com:office:office" xmlns:r="http://schemas.openxmlformats.org/officeDocument/2006/relationships" xmlns:v="urn:schemas-microsoft-com:vml" xmlns:w10="urn:schemas-microsoft-com:office:word" xmlns:w14="http://schemas.microsoft.com/office/word/2010/wordml" xmlns:w="http://schemas.openxmlformats.org/wordprocessingml/2006/main" xmlns:wne="http://schemas.microsoft.com/office/word/2006/wordml" xmlns:wp14="http://schemas.microsoft.com/office/word/2010/wordprocessingDrawing" xmlns:wp="http://schemas.openxmlformats.org/drawingml/2006/wordprocessingDrawing" xmlns:wpc="http://schemas.microsoft.com/office/word/2010/wordprocessingCanvas" xmlns:wpg="http://schemas.microsoft.com/office/word/2010/wordprocessingGroup" xmlns:wpi="http://schemas.microsoft.com/office/word/2010/wordprocessingInk" xmlns:wps="http://schemas.microsoft.com/office/word/2010/wordprocessingShape" mc:Ignorable="w14 wp14">
+<w:ftr xmlns:ve="http://schemas.openxmlformats.org/markup-compatibility/2006" xmlns:o="urn:schemas-microsoft-com:office:office" xmlns:r="http://schemas.openxmlformats.org/officeDocument/2006/relationships" xmlns:m="http://schemas.openxmlformats.org/officeDocument/2006/math" xmlns:v="urn:schemas-microsoft-com:vml" xmlns:wp="http://schemas.openxmlformats.org/drawingml/2006/wordprocessingDrawing" xmlns:w10="urn:schemas-microsoft-com:office:word" xmlns:w="http://schemas.openxmlformats.org/wordprocessingml/2006/main" xmlns:wne="http://schemas.microsoft.com/office/word/2006/wordml">
   <w:p>
     <w:pPr>
-      <w:pStyle w:val="Footer"/>
-      <w:jc w:val="left"/>
+      <w:pStyle w:val="Piedepgina"/>
+      <w:rPr>
+        <w:rFonts w:hint="eastAsia"/>
+      </w:rPr>
     </w:pPr>
     <w:r>
       <w:rPr>
-        <w:rFonts w:ascii="Aptos" w:hAnsi="Aptos"/>
         <w:color w:val="6B7280"/>
         <w:sz w:val="16"/>
       </w:rPr>
-      <w:t>Documento Informativo Oficial para Usuarios — Seguridad, Privacidad y Garantía de Datos (2026)</w:t>
+      <w:t xml:space="preserve">Documento Informativo Oficial para Usuarios — Seguridad, Privacidad </w:t>
+    </w:r>
+    <w:r>
+      <w:rPr>
+        <w:color w:val="6B7280"/>
+        <w:sz w:val="16"/>
+      </w:rPr>
+      <w:t>y Garantía de Datos (2026)</w:t>
     </w:r>
   </w:p>
 </w:ftr>
 </file>
 
+<file path=word/footnotes.xml><?xml version="1.0" encoding="utf-8"?>
+<w:footnotes xmlns:ve="http://schemas.openxmlformats.org/markup-compatibility/2006" xmlns:o="urn:schemas-microsoft-com:office:office" xmlns:r="http://schemas.openxmlformats.org/officeDocument/2006/relationships" xmlns:m="http://schemas.openxmlformats.org/officeDocument/2006/math" xmlns:v="urn:schemas-microsoft-com:vml" xmlns:wp="http://schemas.openxmlformats.org/drawingml/2006/wordprocessingDrawing" xmlns:w10="urn:schemas-microsoft-com:office:word" xmlns:w="http://schemas.openxmlformats.org/wordprocessingml/2006/main" xmlns:wne="http://schemas.microsoft.com/office/word/2006/wordml">
+  <w:footnote w:type="separator" w:id="0">
+    <w:p>
+      <w:pPr>
+        <w:spacing w:after="0" w:line="240" w:lineRule="auto"/>
+      </w:pPr>
+      <w:r>
+        <w:separator/>
+      </w:r>
+    </w:p>
+  </w:footnote>
+  <w:footnote w:type="continuationSeparator" w:id="1">
+    <w:p>
+      <w:pPr>
+        <w:spacing w:after="0" w:line="240" w:lineRule="auto"/>
+      </w:pPr>
+      <w:r>
+        <w:continuationSeparator/>
+      </w:r>
+    </w:p>
+  </w:footnote>
+</w:footnotes>
+</file>
+
 <file path=word/header1.xml><?xml version="1.0" encoding="utf-8"?>
-<w:hdr xmlns:m="http://schemas.openxmlformats.org/officeDocument/2006/math" xmlns:mc="http://schemas.openxmlformats.org/markup-compatibility/2006" xmlns:mo="http://schemas.microsoft.com/office/mac/office/2008/main" xmlns:mv="urn:schemas-microsoft-com:mac:vml" xmlns:o="urn:schemas-microsoft-com:office:office" xmlns:r="http://schemas.openxmlformats.org/officeDocument/2006/relationships" xmlns:v="urn:schemas-microsoft-com:vml" xmlns:w10="urn:schemas-microsoft-com:office:word" xmlns:w14="http://schemas.microsoft.com/office/word/2010/wordml" xmlns:w="http://schemas.openxmlformats.org/wordprocessingml/2006/main" xmlns:wne="http://schemas.microsoft.com/office/word/2006/wordml" xmlns:wp14="http://schemas.microsoft.com/office/word/2010/wordprocessingDrawing" xmlns:wp="http://schemas.openxmlformats.org/drawingml/2006/wordprocessingDrawing" xmlns:wpc="http://schemas.microsoft.com/office/word/2010/wordprocessingCanvas" xmlns:wpg="http://schemas.microsoft.com/office/word/2010/wordprocessingGroup" xmlns:wpi="http://schemas.microsoft.com/office/word/2010/wordprocessingInk" xmlns:wps="http://schemas.microsoft.com/office/word/2010/wordprocessingShape" mc:Ignorable="w14 wp14">
+<w:hdr xmlns:ve="http://schemas.openxmlformats.org/markup-compatibility/2006" xmlns:o="urn:schemas-microsoft-com:office:office" xmlns:r="http://schemas.openxmlformats.org/officeDocument/2006/relationships" xmlns:m="http://schemas.openxmlformats.org/officeDocument/2006/math" xmlns:v="urn:schemas-microsoft-com:vml" xmlns:wp="http://schemas.openxmlformats.org/drawingml/2006/wordprocessingDrawing" xmlns:w10="urn:schemas-microsoft-com:office:word" xmlns:w="http://schemas.openxmlformats.org/wordprocessingml/2006/main" xmlns:wne="http://schemas.microsoft.com/office/word/2006/wordml">
   <w:p>
     <w:pPr>
-      <w:pStyle w:val="Header"/>
+      <w:pStyle w:val="Encabezado"/>
       <w:jc w:val="right"/>
+      <w:rPr>
+        <w:rFonts w:hint="eastAsia"/>
+      </w:rPr>
     </w:pPr>
     <w:r>
       <w:rPr>
-        <w:rFonts w:ascii="Aptos" w:hAnsi="Aptos"/>
         <w:color w:val="6B7280"/>
         <w:sz w:val="16"/>
       </w:rPr>
@@ -1352,7 +1301,7 @@
 </file>
 
 <file path=word/numbering.xml><?xml version="1.0" encoding="utf-8"?>
-<w:numbering xmlns:wpc="http://schemas.microsoft.com/office/word/2010/wordprocessingCanvas" xmlns:mo="http://schemas.microsoft.com/office/mac/office/2008/main" xmlns:mc="http://schemas.openxmlformats.org/markup-compatibility/2006" xmlns:mv="urn:schemas-microsoft-com:mac:vml" xmlns:o="urn:schemas-microsoft-com:office:office" xmlns:r="http://schemas.openxmlformats.org/officeDocument/2006/relationships" xmlns:m="http://schemas.openxmlformats.org/officeDocument/2006/math" xmlns:v="urn:schemas-microsoft-com:vml" xmlns:wp14="http://schemas.microsoft.com/office/word/2010/wordprocessingDrawing" xmlns:wp="http://schemas.openxmlformats.org/drawingml/2006/wordprocessingDrawing" xmlns:w10="urn:schemas-microsoft-com:office:word" xmlns:w="http://schemas.openxmlformats.org/wordprocessingml/2006/main" xmlns:w14="http://schemas.microsoft.com/office/word/2010/wordml" xmlns:wpg="http://schemas.microsoft.com/office/word/2010/wordprocessingGroup" xmlns:wpi="http://schemas.microsoft.com/office/word/2010/wordprocessingInk" xmlns:wne="http://schemas.microsoft.com/office/word/2006/wordml" xmlns:wps="http://schemas.microsoft.com/office/word/2010/wordprocessingShape" mc:Ignorable="w14 wp14">
+<w:numbering xmlns:ve="http://schemas.openxmlformats.org/markup-compatibility/2006" xmlns:o="urn:schemas-microsoft-com:office:office" xmlns:r="http://schemas.openxmlformats.org/officeDocument/2006/relationships" xmlns:m="http://schemas.openxmlformats.org/officeDocument/2006/math" xmlns:v="urn:schemas-microsoft-com:vml" xmlns:wp="http://schemas.openxmlformats.org/drawingml/2006/wordprocessingDrawing" xmlns:w10="urn:schemas-microsoft-com:office:word" xmlns:w="http://schemas.openxmlformats.org/wordprocessingml/2006/main" xmlns:wne="http://schemas.microsoft.com/office/word/2006/wordml">
   <w:abstractNum w:abstractNumId="0">
     <w:nsid w:val="FFFFFF7C"/>
     <w:multiLevelType w:val="singleLevel"/>
@@ -1394,7 +1343,7 @@
     <w:lvl w:ilvl="0">
       <w:start w:val="1"/>
       <w:numFmt w:val="decimal"/>
-      <w:pStyle w:val="ListNumber3"/>
+      <w:pStyle w:val="Listaconnmeros3"/>
       <w:lvlText w:val="%1."/>
       <w:lvlJc w:val="left"/>
       <w:pPr>
@@ -1412,7 +1361,7 @@
     <w:lvl w:ilvl="0">
       <w:start w:val="1"/>
       <w:numFmt w:val="decimal"/>
-      <w:pStyle w:val="ListNumber2"/>
+      <w:pStyle w:val="Listaconnmeros2"/>
       <w:lvlText w:val="%1."/>
       <w:lvlJc w:val="left"/>
       <w:pPr>
@@ -1450,7 +1399,7 @@
     <w:lvl w:ilvl="0">
       <w:start w:val="1"/>
       <w:numFmt w:val="bullet"/>
-      <w:pStyle w:val="ListBullet3"/>
+      <w:pStyle w:val="Listaconvietas3"/>
       <w:lvlText w:val=""/>
       <w:lvlJc w:val="left"/>
       <w:pPr>
@@ -1471,7 +1420,7 @@
     <w:lvl w:ilvl="0">
       <w:start w:val="1"/>
       <w:numFmt w:val="bullet"/>
-      <w:pStyle w:val="ListBullet2"/>
+      <w:pStyle w:val="Listaconvietas2"/>
       <w:lvlText w:val=""/>
       <w:lvlJc w:val="left"/>
       <w:pPr>
@@ -1492,7 +1441,7 @@
     <w:lvl w:ilvl="0">
       <w:start w:val="1"/>
       <w:numFmt w:val="decimal"/>
-      <w:pStyle w:val="ListNumber"/>
+      <w:pStyle w:val="Listaconnmeros"/>
       <w:lvlText w:val="%1."/>
       <w:lvlJc w:val="left"/>
       <w:pPr>
@@ -1510,7 +1459,7 @@
     <w:lvl w:ilvl="0">
       <w:start w:val="1"/>
       <w:numFmt w:val="bullet"/>
-      <w:pStyle w:val="ListBullet"/>
+      <w:pStyle w:val="Listaconvietas"/>
       <w:lvlText w:val=""/>
       <w:lvlJc w:val="left"/>
       <w:pPr>
@@ -1555,7 +1504,7 @@
 </file>
 
 <file path=word/styles.xml><?xml version="1.0" encoding="utf-8"?>
-<w:styles xmlns:mc="http://schemas.openxmlformats.org/markup-compatibility/2006" xmlns:r="http://schemas.openxmlformats.org/officeDocument/2006/relationships" xmlns:w="http://schemas.openxmlformats.org/wordprocessingml/2006/main" xmlns:w14="http://schemas.microsoft.com/office/word/2010/wordml" mc:Ignorable="w14">
+<w:styles xmlns:r="http://schemas.openxmlformats.org/officeDocument/2006/relationships" xmlns:w="http://schemas.openxmlformats.org/wordprocessingml/2006/main">
   <w:docDefaults>
     <w:rPrDefault>
       <w:rPr>
@@ -1571,7 +1520,7 @@
       </w:pPr>
     </w:pPrDefault>
   </w:docDefaults>
-  <w:latentStyles w:defLockedState="0" w:defUIPriority="99" w:defSemiHidden="1" w:defUnhideWhenUsed="1" w:defQFormat="0" w:count="276">
+  <w:latentStyles w:defLockedState="0" w:defUIPriority="99" w:defSemiHidden="1" w:defUnhideWhenUsed="1" w:defQFormat="0" w:count="267">
     <w:lsdException w:name="Normal" w:semiHidden="0" w:uiPriority="0" w:unhideWhenUsed="0" w:qFormat="1"/>
     <w:lsdException w:name="heading 1" w:semiHidden="0" w:uiPriority="9" w:unhideWhenUsed="0" w:qFormat="1"/>
     <w:lsdException w:name="heading 2" w:uiPriority="9" w:qFormat="1"/>
@@ -1720,55 +1669,11 @@
       <w:sz w:val="19"/>
     </w:rPr>
   </w:style>
-  <w:style w:type="paragraph" w:styleId="Header">
-    <w:name w:val="header"/>
-    <w:basedOn w:val="Normal"/>
-    <w:link w:val="HeaderChar"/>
-    <w:uiPriority w:val="99"/>
-    <w:unhideWhenUsed/>
-    <w:rsid w:val="00E618BF"/>
-    <w:pPr>
-      <w:tabs>
-        <w:tab w:val="center" w:pos="4680"/>
-        <w:tab w:val="right" w:pos="9360"/>
-      </w:tabs>
-      <w:spacing w:after="0" w:line="240" w:lineRule="auto"/>
-    </w:pPr>
-  </w:style>
-  <w:style w:type="character" w:customStyle="1" w:styleId="HeaderChar">
-    <w:name w:val="Header Char"/>
-    <w:basedOn w:val="DefaultParagraphFont"/>
-    <w:link w:val="Header"/>
-    <w:uiPriority w:val="99"/>
-    <w:rsid w:val="00E618BF"/>
-  </w:style>
-  <w:style w:type="paragraph" w:styleId="Footer">
-    <w:name w:val="footer"/>
-    <w:basedOn w:val="Normal"/>
-    <w:link w:val="FooterChar"/>
-    <w:uiPriority w:val="99"/>
-    <w:unhideWhenUsed/>
-    <w:rsid w:val="00E618BF"/>
-    <w:pPr>
-      <w:tabs>
-        <w:tab w:val="center" w:pos="4680"/>
-        <w:tab w:val="right" w:pos="9360"/>
-      </w:tabs>
-      <w:spacing w:after="0" w:line="240" w:lineRule="auto"/>
-    </w:pPr>
-  </w:style>
-  <w:style w:type="character" w:customStyle="1" w:styleId="FooterChar">
-    <w:name w:val="Footer Char"/>
-    <w:basedOn w:val="DefaultParagraphFont"/>
-    <w:link w:val="Footer"/>
-    <w:uiPriority w:val="99"/>
-    <w:rsid w:val="00E618BF"/>
-  </w:style>
-  <w:style w:type="paragraph" w:styleId="Heading1">
+  <w:style w:type="paragraph" w:styleId="Ttulo1">
     <w:name w:val="heading 1"/>
     <w:basedOn w:val="Normal"/>
     <w:next w:val="Normal"/>
-    <w:link w:val="Heading1Char"/>
+    <w:link w:val="Ttulo1Car"/>
     <w:uiPriority w:val="9"/>
     <w:qFormat/>
     <w:rsid w:val="00FC693F"/>
@@ -1779,7 +1684,7 @@
       <w:outlineLvl w:val="0"/>
     </w:pPr>
     <w:rPr>
-      <w:rFonts w:asciiTheme="majorHAnsi" w:eastAsiaTheme="majorEastAsia" w:hAnsiTheme="majorHAnsi" w:cstheme="majorBidi" w:ascii="Aptos Display" w:hAnsi="Aptos Display"/>
+      <w:rFonts w:asciiTheme="majorHAnsi" w:eastAsiaTheme="majorEastAsia" w:hAnsiTheme="majorHAnsi" w:cstheme="majorBidi"/>
       <w:b/>
       <w:bCs/>
       <w:color w:val="0F766E"/>
@@ -1787,11 +1692,11 @@
       <w:szCs w:val="28"/>
     </w:rPr>
   </w:style>
-  <w:style w:type="paragraph" w:styleId="Heading2">
+  <w:style w:type="paragraph" w:styleId="Ttulo2">
     <w:name w:val="heading 2"/>
     <w:basedOn w:val="Normal"/>
     <w:next w:val="Normal"/>
-    <w:link w:val="Heading2Char"/>
+    <w:link w:val="Ttulo2Car"/>
     <w:uiPriority w:val="9"/>
     <w:unhideWhenUsed/>
     <w:qFormat/>
@@ -1803,7 +1708,7 @@
       <w:outlineLvl w:val="1"/>
     </w:pPr>
     <w:rPr>
-      <w:rFonts w:asciiTheme="majorHAnsi" w:eastAsiaTheme="majorEastAsia" w:hAnsiTheme="majorHAnsi" w:cstheme="majorBidi" w:ascii="Aptos Display" w:hAnsi="Aptos Display"/>
+      <w:rFonts w:asciiTheme="majorHAnsi" w:eastAsiaTheme="majorEastAsia" w:hAnsiTheme="majorHAnsi" w:cstheme="majorBidi"/>
       <w:b/>
       <w:bCs/>
       <w:color w:val="115E59"/>
@@ -1811,11 +1716,11 @@
       <w:szCs w:val="26"/>
     </w:rPr>
   </w:style>
-  <w:style w:type="paragraph" w:styleId="Heading3">
+  <w:style w:type="paragraph" w:styleId="Ttulo3">
     <w:name w:val="heading 3"/>
     <w:basedOn w:val="Normal"/>
     <w:next w:val="Normal"/>
-    <w:link w:val="Heading3Char"/>
+    <w:link w:val="Ttulo3Car"/>
     <w:uiPriority w:val="9"/>
     <w:unhideWhenUsed/>
     <w:qFormat/>
@@ -1827,18 +1732,18 @@
       <w:outlineLvl w:val="2"/>
     </w:pPr>
     <w:rPr>
-      <w:rFonts w:asciiTheme="majorHAnsi" w:eastAsiaTheme="majorEastAsia" w:hAnsiTheme="majorHAnsi" w:cstheme="majorBidi" w:ascii="Aptos Display" w:hAnsi="Aptos Display"/>
+      <w:rFonts w:asciiTheme="majorHAnsi" w:eastAsiaTheme="majorEastAsia" w:hAnsiTheme="majorHAnsi" w:cstheme="majorBidi"/>
       <w:b/>
       <w:bCs/>
       <w:color w:val="0D9488"/>
       <w:sz w:val="20"/>
     </w:rPr>
   </w:style>
-  <w:style w:type="paragraph" w:styleId="Heading4">
+  <w:style w:type="paragraph" w:styleId="Ttulo4">
     <w:name w:val="heading 4"/>
     <w:basedOn w:val="Normal"/>
     <w:next w:val="Normal"/>
-    <w:link w:val="Heading4Char"/>
+    <w:link w:val="Ttulo4Car"/>
     <w:uiPriority w:val="9"/>
     <w:semiHidden/>
     <w:unhideWhenUsed/>
@@ -1859,11 +1764,11 @@
       <w:color w:val="4F81BD" w:themeColor="accent1"/>
     </w:rPr>
   </w:style>
-  <w:style w:type="paragraph" w:styleId="Heading5">
+  <w:style w:type="paragraph" w:styleId="Ttulo5">
     <w:name w:val="heading 5"/>
     <w:basedOn w:val="Normal"/>
     <w:next w:val="Normal"/>
-    <w:link w:val="Heading5Char"/>
+    <w:link w:val="Ttulo5Car"/>
     <w:uiPriority w:val="9"/>
     <w:semiHidden/>
     <w:unhideWhenUsed/>
@@ -1880,11 +1785,11 @@
       <w:color w:val="243F60" w:themeColor="accent1" w:themeShade="7F"/>
     </w:rPr>
   </w:style>
-  <w:style w:type="paragraph" w:styleId="Heading6">
+  <w:style w:type="paragraph" w:styleId="Ttulo6">
     <w:name w:val="heading 6"/>
     <w:basedOn w:val="Normal"/>
     <w:next w:val="Normal"/>
-    <w:link w:val="Heading6Char"/>
+    <w:link w:val="Ttulo6Car"/>
     <w:uiPriority w:val="9"/>
     <w:semiHidden/>
     <w:unhideWhenUsed/>
@@ -1903,11 +1808,11 @@
       <w:color w:val="243F60" w:themeColor="accent1" w:themeShade="7F"/>
     </w:rPr>
   </w:style>
-  <w:style w:type="paragraph" w:styleId="Heading7">
+  <w:style w:type="paragraph" w:styleId="Ttulo7">
     <w:name w:val="heading 7"/>
     <w:basedOn w:val="Normal"/>
     <w:next w:val="Normal"/>
-    <w:link w:val="Heading7Char"/>
+    <w:link w:val="Ttulo7Car"/>
     <w:uiPriority w:val="9"/>
     <w:semiHidden/>
     <w:unhideWhenUsed/>
@@ -1926,11 +1831,11 @@
       <w:color w:val="404040" w:themeColor="text1" w:themeTint="BF"/>
     </w:rPr>
   </w:style>
-  <w:style w:type="paragraph" w:styleId="Heading8">
+  <w:style w:type="paragraph" w:styleId="Ttulo8">
     <w:name w:val="heading 8"/>
     <w:basedOn w:val="Normal"/>
     <w:next w:val="Normal"/>
-    <w:link w:val="Heading8Char"/>
+    <w:link w:val="Ttulo8Car"/>
     <w:uiPriority w:val="9"/>
     <w:semiHidden/>
     <w:unhideWhenUsed/>
@@ -1949,11 +1854,11 @@
       <w:szCs w:val="20"/>
     </w:rPr>
   </w:style>
-  <w:style w:type="paragraph" w:styleId="Heading9">
+  <w:style w:type="paragraph" w:styleId="Ttulo9">
     <w:name w:val="heading 9"/>
     <w:basedOn w:val="Normal"/>
     <w:next w:val="Normal"/>
-    <w:link w:val="Heading9Char"/>
+    <w:link w:val="Ttulo9Car"/>
     <w:uiPriority w:val="9"/>
     <w:semiHidden/>
     <w:unhideWhenUsed/>
@@ -1974,17 +1879,18 @@
       <w:szCs w:val="20"/>
     </w:rPr>
   </w:style>
-  <w:style w:type="character" w:default="1" w:styleId="DefaultParagraphFont">
+  <w:style w:type="character" w:default="1" w:styleId="Fuentedeprrafopredeter">
     <w:name w:val="Default Paragraph Font"/>
     <w:uiPriority w:val="1"/>
     <w:semiHidden/>
     <w:unhideWhenUsed/>
   </w:style>
-  <w:style w:type="table" w:default="1" w:styleId="TableNormal">
+  <w:style w:type="table" w:default="1" w:styleId="Tablanormal">
     <w:name w:val="Normal Table"/>
     <w:uiPriority w:val="99"/>
     <w:semiHidden/>
     <w:unhideWhenUsed/>
+    <w:qFormat/>
     <w:tblPr>
       <w:tblInd w:w="0" w:type="dxa"/>
       <w:tblCellMar>
@@ -1995,13 +1901,57 @@
       </w:tblCellMar>
     </w:tblPr>
   </w:style>
-  <w:style w:type="numbering" w:default="1" w:styleId="NoList">
+  <w:style w:type="numbering" w:default="1" w:styleId="Sinlista">
     <w:name w:val="No List"/>
     <w:uiPriority w:val="99"/>
     <w:semiHidden/>
     <w:unhideWhenUsed/>
   </w:style>
-  <w:style w:type="paragraph" w:styleId="NoSpacing">
+  <w:style w:type="paragraph" w:styleId="Encabezado">
+    <w:name w:val="header"/>
+    <w:basedOn w:val="Normal"/>
+    <w:link w:val="EncabezadoCar"/>
+    <w:uiPriority w:val="99"/>
+    <w:unhideWhenUsed/>
+    <w:rsid w:val="00E618BF"/>
+    <w:pPr>
+      <w:tabs>
+        <w:tab w:val="center" w:pos="4680"/>
+        <w:tab w:val="right" w:pos="9360"/>
+      </w:tabs>
+      <w:spacing w:after="0" w:line="240" w:lineRule="auto"/>
+    </w:pPr>
+  </w:style>
+  <w:style w:type="character" w:customStyle="1" w:styleId="EncabezadoCar">
+    <w:name w:val="Encabezado Car"/>
+    <w:basedOn w:val="Fuentedeprrafopredeter"/>
+    <w:link w:val="Encabezado"/>
+    <w:uiPriority w:val="99"/>
+    <w:rsid w:val="00E618BF"/>
+  </w:style>
+  <w:style w:type="paragraph" w:styleId="Piedepgina">
+    <w:name w:val="footer"/>
+    <w:basedOn w:val="Normal"/>
+    <w:link w:val="PiedepginaCar"/>
+    <w:uiPriority w:val="99"/>
+    <w:unhideWhenUsed/>
+    <w:rsid w:val="00E618BF"/>
+    <w:pPr>
+      <w:tabs>
+        <w:tab w:val="center" w:pos="4680"/>
+        <w:tab w:val="right" w:pos="9360"/>
+      </w:tabs>
+      <w:spacing w:after="0" w:line="240" w:lineRule="auto"/>
+    </w:pPr>
+  </w:style>
+  <w:style w:type="character" w:customStyle="1" w:styleId="PiedepginaCar">
+    <w:name w:val="Pie de página Car"/>
+    <w:basedOn w:val="Fuentedeprrafopredeter"/>
+    <w:link w:val="Piedepgina"/>
+    <w:uiPriority w:val="99"/>
+    <w:rsid w:val="00E618BF"/>
+  </w:style>
+  <w:style w:type="paragraph" w:styleId="Sinespaciado">
     <w:name w:val="No Spacing"/>
     <w:uiPriority w:val="1"/>
     <w:qFormat/>
@@ -2010,10 +1960,10 @@
       <w:spacing w:after="0" w:line="240" w:lineRule="auto"/>
     </w:pPr>
   </w:style>
-  <w:style w:type="character" w:customStyle="1" w:styleId="Heading1Char">
-    <w:name w:val="Heading 1 Char"/>
-    <w:basedOn w:val="DefaultParagraphFont"/>
-    <w:link w:val="Heading1"/>
+  <w:style w:type="character" w:customStyle="1" w:styleId="Ttulo1Car">
+    <w:name w:val="Título 1 Car"/>
+    <w:basedOn w:val="Fuentedeprrafopredeter"/>
+    <w:link w:val="Ttulo1"/>
     <w:uiPriority w:val="9"/>
     <w:rsid w:val="00FC693F"/>
     <w:rPr>
@@ -2025,10 +1975,10 @@
       <w:szCs w:val="28"/>
     </w:rPr>
   </w:style>
-  <w:style w:type="character" w:customStyle="1" w:styleId="Heading2Char">
-    <w:name w:val="Heading 2 Char"/>
-    <w:basedOn w:val="DefaultParagraphFont"/>
-    <w:link w:val="Heading2"/>
+  <w:style w:type="character" w:customStyle="1" w:styleId="Ttulo2Car">
+    <w:name w:val="Título 2 Car"/>
+    <w:basedOn w:val="Fuentedeprrafopredeter"/>
+    <w:link w:val="Ttulo2"/>
     <w:uiPriority w:val="9"/>
     <w:rsid w:val="00FC693F"/>
     <w:rPr>
@@ -2040,10 +1990,10 @@
       <w:szCs w:val="26"/>
     </w:rPr>
   </w:style>
-  <w:style w:type="character" w:customStyle="1" w:styleId="Heading3Char">
-    <w:name w:val="Heading 3 Char"/>
-    <w:basedOn w:val="DefaultParagraphFont"/>
-    <w:link w:val="Heading3"/>
+  <w:style w:type="character" w:customStyle="1" w:styleId="Ttulo3Car">
+    <w:name w:val="Título 3 Car"/>
+    <w:basedOn w:val="Fuentedeprrafopredeter"/>
+    <w:link w:val="Ttulo3"/>
     <w:uiPriority w:val="9"/>
     <w:rsid w:val="00FC693F"/>
     <w:rPr>
@@ -2053,11 +2003,11 @@
       <w:color w:val="4F81BD" w:themeColor="accent1"/>
     </w:rPr>
   </w:style>
-  <w:style w:type="paragraph" w:styleId="Title">
+  <w:style w:type="paragraph" w:styleId="Ttulo">
     <w:name w:val="Title"/>
     <w:basedOn w:val="Normal"/>
     <w:next w:val="Normal"/>
-    <w:link w:val="TitleChar"/>
+    <w:link w:val="TtuloCar"/>
     <w:uiPriority w:val="10"/>
     <w:qFormat/>
     <w:rsid w:val="00FC693F"/>
@@ -2069,7 +2019,7 @@
       <w:contextualSpacing/>
     </w:pPr>
     <w:rPr>
-      <w:rFonts w:asciiTheme="majorHAnsi" w:eastAsiaTheme="majorEastAsia" w:hAnsiTheme="majorHAnsi" w:cstheme="majorBidi" w:ascii="Aptos Display" w:hAnsi="Aptos Display"/>
+      <w:rFonts w:asciiTheme="majorHAnsi" w:eastAsiaTheme="majorEastAsia" w:hAnsiTheme="majorHAnsi" w:cstheme="majorBidi"/>
       <w:b/>
       <w:color w:val="115E59"/>
       <w:spacing w:val="5"/>
@@ -2078,10 +2028,10 @@
       <w:szCs w:val="52"/>
     </w:rPr>
   </w:style>
-  <w:style w:type="character" w:customStyle="1" w:styleId="TitleChar">
-    <w:name w:val="Title Char"/>
-    <w:basedOn w:val="DefaultParagraphFont"/>
-    <w:link w:val="Title"/>
+  <w:style w:type="character" w:customStyle="1" w:styleId="TtuloCar">
+    <w:name w:val="Título Car"/>
+    <w:basedOn w:val="Fuentedeprrafopredeter"/>
+    <w:link w:val="Ttulo"/>
     <w:uiPriority w:val="10"/>
     <w:rsid w:val="00FC693F"/>
     <w:rPr>
@@ -2093,11 +2043,11 @@
       <w:szCs w:val="52"/>
     </w:rPr>
   </w:style>
-  <w:style w:type="paragraph" w:styleId="Subtitle">
+  <w:style w:type="paragraph" w:styleId="Subttulo">
     <w:name w:val="Subtitle"/>
     <w:basedOn w:val="Normal"/>
     <w:next w:val="Normal"/>
-    <w:link w:val="SubtitleChar"/>
+    <w:link w:val="SubttuloCar"/>
     <w:uiPriority w:val="11"/>
     <w:qFormat/>
     <w:rsid w:val="00FC693F"/>
@@ -2116,10 +2066,10 @@
       <w:szCs w:val="24"/>
     </w:rPr>
   </w:style>
-  <w:style w:type="character" w:customStyle="1" w:styleId="SubtitleChar">
-    <w:name w:val="Subtitle Char"/>
-    <w:basedOn w:val="DefaultParagraphFont"/>
-    <w:link w:val="Subtitle"/>
+  <w:style w:type="character" w:customStyle="1" w:styleId="SubttuloCar">
+    <w:name w:val="Subtítulo Car"/>
+    <w:basedOn w:val="Fuentedeprrafopredeter"/>
+    <w:link w:val="Subttulo"/>
     <w:uiPriority w:val="11"/>
     <w:rsid w:val="00FC693F"/>
     <w:rPr>
@@ -2132,7 +2082,7 @@
       <w:szCs w:val="24"/>
     </w:rPr>
   </w:style>
-  <w:style w:type="paragraph" w:styleId="ListParagraph">
+  <w:style w:type="paragraph" w:styleId="Prrafodelista">
     <w:name w:val="List Paragraph"/>
     <w:basedOn w:val="Normal"/>
     <w:uiPriority w:val="34"/>
@@ -2143,10 +2093,10 @@
       <w:contextualSpacing/>
     </w:pPr>
   </w:style>
-  <w:style w:type="paragraph" w:styleId="BodyText">
+  <w:style w:type="paragraph" w:styleId="Textoindependiente">
     <w:name w:val="Body Text"/>
     <w:basedOn w:val="Normal"/>
-    <w:link w:val="BodyTextChar"/>
+    <w:link w:val="TextoindependienteCar"/>
     <w:uiPriority w:val="99"/>
     <w:unhideWhenUsed/>
     <w:rsid w:val="00AA1D8D"/>
@@ -2154,17 +2104,17 @@
       <w:spacing w:after="120"/>
     </w:pPr>
   </w:style>
-  <w:style w:type="character" w:customStyle="1" w:styleId="BodyTextChar">
-    <w:name w:val="Body Text Char"/>
-    <w:basedOn w:val="DefaultParagraphFont"/>
-    <w:link w:val="BodyText"/>
+  <w:style w:type="character" w:customStyle="1" w:styleId="TextoindependienteCar">
+    <w:name w:val="Texto independiente Car"/>
+    <w:basedOn w:val="Fuentedeprrafopredeter"/>
+    <w:link w:val="Textoindependiente"/>
     <w:uiPriority w:val="99"/>
     <w:rsid w:val="00AA1D8D"/>
   </w:style>
-  <w:style w:type="paragraph" w:styleId="BodyText2">
+  <w:style w:type="paragraph" w:styleId="Textoindependiente2">
     <w:name w:val="Body Text 2"/>
     <w:basedOn w:val="Normal"/>
-    <w:link w:val="BodyText2Char"/>
+    <w:link w:val="Textoindependiente2Car"/>
     <w:uiPriority w:val="99"/>
     <w:unhideWhenUsed/>
     <w:rsid w:val="00AA1D8D"/>
@@ -2172,17 +2122,17 @@
       <w:spacing w:after="120" w:line="480" w:lineRule="auto"/>
     </w:pPr>
   </w:style>
-  <w:style w:type="character" w:customStyle="1" w:styleId="BodyText2Char">
-    <w:name w:val="Body Text 2 Char"/>
-    <w:basedOn w:val="DefaultParagraphFont"/>
-    <w:link w:val="BodyText2"/>
+  <w:style w:type="character" w:customStyle="1" w:styleId="Textoindependiente2Car">
+    <w:name w:val="Texto independiente 2 Car"/>
+    <w:basedOn w:val="Fuentedeprrafopredeter"/>
+    <w:link w:val="Textoindependiente2"/>
     <w:uiPriority w:val="99"/>
     <w:rsid w:val="00AA1D8D"/>
   </w:style>
-  <w:style w:type="paragraph" w:styleId="BodyText3">
+  <w:style w:type="paragraph" w:styleId="Textoindependiente3">
     <w:name w:val="Body Text 3"/>
     <w:basedOn w:val="Normal"/>
-    <w:link w:val="BodyText3Char"/>
+    <w:link w:val="Textoindependiente3Car"/>
     <w:uiPriority w:val="99"/>
     <w:unhideWhenUsed/>
     <w:rsid w:val="00AA1D8D"/>
@@ -2194,10 +2144,10 @@
       <w:szCs w:val="16"/>
     </w:rPr>
   </w:style>
-  <w:style w:type="character" w:customStyle="1" w:styleId="BodyText3Char">
-    <w:name w:val="Body Text 3 Char"/>
-    <w:basedOn w:val="DefaultParagraphFont"/>
-    <w:link w:val="BodyText3"/>
+  <w:style w:type="character" w:customStyle="1" w:styleId="Textoindependiente3Car">
+    <w:name w:val="Texto independiente 3 Car"/>
+    <w:basedOn w:val="Fuentedeprrafopredeter"/>
+    <w:link w:val="Textoindependiente3"/>
     <w:uiPriority w:val="99"/>
     <w:rsid w:val="00AA1D8D"/>
     <w:rPr>
@@ -2205,7 +2155,7 @@
       <w:szCs w:val="16"/>
     </w:rPr>
   </w:style>
-  <w:style w:type="paragraph" w:styleId="List">
+  <w:style w:type="paragraph" w:styleId="Lista">
     <w:name w:val="List"/>
     <w:basedOn w:val="Normal"/>
     <w:uiPriority w:val="99"/>
@@ -2216,7 +2166,7 @@
       <w:contextualSpacing/>
     </w:pPr>
   </w:style>
-  <w:style w:type="paragraph" w:styleId="List2">
+  <w:style w:type="paragraph" w:styleId="Lista2">
     <w:name w:val="List 2"/>
     <w:basedOn w:val="Normal"/>
     <w:uiPriority w:val="99"/>
@@ -2227,7 +2177,7 @@
       <w:contextualSpacing/>
     </w:pPr>
   </w:style>
-  <w:style w:type="paragraph" w:styleId="List3">
+  <w:style w:type="paragraph" w:styleId="Lista3">
     <w:name w:val="List 3"/>
     <w:basedOn w:val="Normal"/>
     <w:uiPriority w:val="99"/>
@@ -2238,7 +2188,7 @@
       <w:contextualSpacing/>
     </w:pPr>
   </w:style>
-  <w:style w:type="paragraph" w:styleId="ListBullet">
+  <w:style w:type="paragraph" w:styleId="Listaconvietas">
     <w:name w:val="List Bullet"/>
     <w:basedOn w:val="Normal"/>
     <w:uiPriority w:val="99"/>
@@ -2251,7 +2201,7 @@
       <w:contextualSpacing/>
     </w:pPr>
   </w:style>
-  <w:style w:type="paragraph" w:styleId="ListBullet2">
+  <w:style w:type="paragraph" w:styleId="Listaconvietas2">
     <w:name w:val="List Bullet 2"/>
     <w:basedOn w:val="Normal"/>
     <w:uiPriority w:val="99"/>
@@ -2264,7 +2214,7 @@
       <w:contextualSpacing/>
     </w:pPr>
   </w:style>
-  <w:style w:type="paragraph" w:styleId="ListBullet3">
+  <w:style w:type="paragraph" w:styleId="Listaconvietas3">
     <w:name w:val="List Bullet 3"/>
     <w:basedOn w:val="Normal"/>
     <w:uiPriority w:val="99"/>
@@ -2277,7 +2227,7 @@
       <w:contextualSpacing/>
     </w:pPr>
   </w:style>
-  <w:style w:type="paragraph" w:styleId="ListNumber">
+  <w:style w:type="paragraph" w:styleId="Listaconnmeros">
     <w:name w:val="List Number"/>
     <w:basedOn w:val="Normal"/>
     <w:uiPriority w:val="99"/>
@@ -2290,7 +2240,7 @@
       <w:contextualSpacing/>
     </w:pPr>
   </w:style>
-  <w:style w:type="paragraph" w:styleId="ListNumber2">
+  <w:style w:type="paragraph" w:styleId="Listaconnmeros2">
     <w:name w:val="List Number 2"/>
     <w:basedOn w:val="Normal"/>
     <w:uiPriority w:val="99"/>
@@ -2303,7 +2253,7 @@
       <w:contextualSpacing/>
     </w:pPr>
   </w:style>
-  <w:style w:type="paragraph" w:styleId="ListNumber3">
+  <w:style w:type="paragraph" w:styleId="Listaconnmeros3">
     <w:name w:val="List Number 3"/>
     <w:basedOn w:val="Normal"/>
     <w:uiPriority w:val="99"/>
@@ -2316,7 +2266,7 @@
       <w:contextualSpacing/>
     </w:pPr>
   </w:style>
-  <w:style w:type="paragraph" w:styleId="ListContinue">
+  <w:style w:type="paragraph" w:styleId="Continuarlista">
     <w:name w:val="List Continue"/>
     <w:basedOn w:val="Normal"/>
     <w:uiPriority w:val="99"/>
@@ -2328,7 +2278,7 @@
       <w:contextualSpacing/>
     </w:pPr>
   </w:style>
-  <w:style w:type="paragraph" w:styleId="ListContinue2">
+  <w:style w:type="paragraph" w:styleId="Continuarlista2">
     <w:name w:val="List Continue 2"/>
     <w:basedOn w:val="Normal"/>
     <w:uiPriority w:val="99"/>
@@ -2340,7 +2290,7 @@
       <w:contextualSpacing/>
     </w:pPr>
   </w:style>
-  <w:style w:type="paragraph" w:styleId="ListContinue3">
+  <w:style w:type="paragraph" w:styleId="Continuarlista3">
     <w:name w:val="List Continue 3"/>
     <w:basedOn w:val="Normal"/>
     <w:uiPriority w:val="99"/>
@@ -2352,9 +2302,9 @@
       <w:contextualSpacing/>
     </w:pPr>
   </w:style>
-  <w:style w:type="paragraph" w:styleId="MacroText">
+  <w:style w:type="paragraph" w:styleId="Textomacro">
     <w:name w:val="macro"/>
-    <w:link w:val="MacroTextChar"/>
+    <w:link w:val="TextomacroCar"/>
     <w:uiPriority w:val="99"/>
     <w:unhideWhenUsed/>
     <w:rsid w:val="0029639D"/>
@@ -2375,10 +2325,10 @@
       <w:szCs w:val="20"/>
     </w:rPr>
   </w:style>
-  <w:style w:type="character" w:customStyle="1" w:styleId="MacroTextChar">
-    <w:name w:val="Macro Text Char"/>
-    <w:basedOn w:val="DefaultParagraphFont"/>
-    <w:link w:val="MacroText"/>
+  <w:style w:type="character" w:customStyle="1" w:styleId="TextomacroCar">
+    <w:name w:val="Texto macro Car"/>
+    <w:basedOn w:val="Fuentedeprrafopredeter"/>
+    <w:link w:val="Textomacro"/>
     <w:uiPriority w:val="99"/>
     <w:rsid w:val="0029639D"/>
     <w:rPr>
@@ -2387,11 +2337,11 @@
       <w:szCs w:val="20"/>
     </w:rPr>
   </w:style>
-  <w:style w:type="paragraph" w:styleId="Quote">
+  <w:style w:type="paragraph" w:styleId="Cita">
     <w:name w:val="Quote"/>
     <w:basedOn w:val="Normal"/>
     <w:next w:val="Normal"/>
-    <w:link w:val="QuoteChar"/>
+    <w:link w:val="CitaCar"/>
     <w:uiPriority w:val="29"/>
     <w:qFormat/>
     <w:rsid w:val="00FC693F"/>
@@ -2401,10 +2351,10 @@
       <w:color w:val="000000" w:themeColor="text1"/>
     </w:rPr>
   </w:style>
-  <w:style w:type="character" w:customStyle="1" w:styleId="QuoteChar">
-    <w:name w:val="Quote Char"/>
-    <w:basedOn w:val="DefaultParagraphFont"/>
-    <w:link w:val="Quote"/>
+  <w:style w:type="character" w:customStyle="1" w:styleId="CitaCar">
+    <w:name w:val="Cita Car"/>
+    <w:basedOn w:val="Fuentedeprrafopredeter"/>
+    <w:link w:val="Cita"/>
     <w:uiPriority w:val="29"/>
     <w:rsid w:val="00FC693F"/>
     <w:rPr>
@@ -2413,10 +2363,10 @@
       <w:color w:val="000000" w:themeColor="text1"/>
     </w:rPr>
   </w:style>
-  <w:style w:type="character" w:customStyle="1" w:styleId="Heading4Char">
-    <w:name w:val="Heading 4 Char"/>
-    <w:basedOn w:val="DefaultParagraphFont"/>
-    <w:link w:val="Heading4"/>
+  <w:style w:type="character" w:customStyle="1" w:styleId="Ttulo4Car">
+    <w:name w:val="Título 4 Car"/>
+    <w:basedOn w:val="Fuentedeprrafopredeter"/>
+    <w:link w:val="Ttulo4"/>
     <w:uiPriority w:val="9"/>
     <w:semiHidden/>
     <w:rsid w:val="00FC693F"/>
@@ -2429,10 +2379,10 @@
       <w:color w:val="4F81BD" w:themeColor="accent1"/>
     </w:rPr>
   </w:style>
-  <w:style w:type="character" w:customStyle="1" w:styleId="Heading5Char">
-    <w:name w:val="Heading 5 Char"/>
-    <w:basedOn w:val="DefaultParagraphFont"/>
-    <w:link w:val="Heading5"/>
+  <w:style w:type="character" w:customStyle="1" w:styleId="Ttulo5Car">
+    <w:name w:val="Título 5 Car"/>
+    <w:basedOn w:val="Fuentedeprrafopredeter"/>
+    <w:link w:val="Ttulo5"/>
     <w:uiPriority w:val="9"/>
     <w:semiHidden/>
     <w:rsid w:val="00FC693F"/>
@@ -2441,10 +2391,10 @@
       <w:color w:val="243F60" w:themeColor="accent1" w:themeShade="7F"/>
     </w:rPr>
   </w:style>
-  <w:style w:type="character" w:customStyle="1" w:styleId="Heading6Char">
-    <w:name w:val="Heading 6 Char"/>
-    <w:basedOn w:val="DefaultParagraphFont"/>
-    <w:link w:val="Heading6"/>
+  <w:style w:type="character" w:customStyle="1" w:styleId="Ttulo6Car">
+    <w:name w:val="Título 6 Car"/>
+    <w:basedOn w:val="Fuentedeprrafopredeter"/>
+    <w:link w:val="Ttulo6"/>
     <w:uiPriority w:val="9"/>
     <w:semiHidden/>
     <w:rsid w:val="00FC693F"/>
@@ -2455,10 +2405,10 @@
       <w:color w:val="243F60" w:themeColor="accent1" w:themeShade="7F"/>
     </w:rPr>
   </w:style>
-  <w:style w:type="character" w:customStyle="1" w:styleId="Heading7Char">
-    <w:name w:val="Heading 7 Char"/>
-    <w:basedOn w:val="DefaultParagraphFont"/>
-    <w:link w:val="Heading7"/>
+  <w:style w:type="character" w:customStyle="1" w:styleId="Ttulo7Car">
+    <w:name w:val="Título 7 Car"/>
+    <w:basedOn w:val="Fuentedeprrafopredeter"/>
+    <w:link w:val="Ttulo7"/>
     <w:uiPriority w:val="9"/>
     <w:semiHidden/>
     <w:rsid w:val="00FC693F"/>
@@ -2469,10 +2419,10 @@
       <w:color w:val="404040" w:themeColor="text1" w:themeTint="BF"/>
     </w:rPr>
   </w:style>
-  <w:style w:type="character" w:customStyle="1" w:styleId="Heading8Char">
-    <w:name w:val="Heading 8 Char"/>
-    <w:basedOn w:val="DefaultParagraphFont"/>
-    <w:link w:val="Heading8"/>
+  <w:style w:type="character" w:customStyle="1" w:styleId="Ttulo8Car">
+    <w:name w:val="Título 8 Car"/>
+    <w:basedOn w:val="Fuentedeprrafopredeter"/>
+    <w:link w:val="Ttulo8"/>
     <w:uiPriority w:val="9"/>
     <w:semiHidden/>
     <w:rsid w:val="00FC693F"/>
@@ -2483,10 +2433,10 @@
       <w:szCs w:val="20"/>
     </w:rPr>
   </w:style>
-  <w:style w:type="character" w:customStyle="1" w:styleId="Heading9Char">
-    <w:name w:val="Heading 9 Char"/>
-    <w:basedOn w:val="DefaultParagraphFont"/>
-    <w:link w:val="Heading9"/>
+  <w:style w:type="character" w:customStyle="1" w:styleId="Ttulo9Car">
+    <w:name w:val="Título 9 Car"/>
+    <w:basedOn w:val="Fuentedeprrafopredeter"/>
+    <w:link w:val="Ttulo9"/>
     <w:uiPriority w:val="9"/>
     <w:semiHidden/>
     <w:rsid w:val="00FC693F"/>
@@ -2499,7 +2449,7 @@
       <w:szCs w:val="20"/>
     </w:rPr>
   </w:style>
-  <w:style w:type="paragraph" w:styleId="Caption">
+  <w:style w:type="paragraph" w:styleId="Epgrafe">
     <w:name w:val="caption"/>
     <w:basedOn w:val="Normal"/>
     <w:next w:val="Normal"/>
@@ -2519,9 +2469,9 @@
       <w:szCs w:val="18"/>
     </w:rPr>
   </w:style>
-  <w:style w:type="character" w:styleId="Strong">
+  <w:style w:type="character" w:styleId="Textoennegrita">
     <w:name w:val="Strong"/>
-    <w:basedOn w:val="DefaultParagraphFont"/>
+    <w:basedOn w:val="Fuentedeprrafopredeter"/>
     <w:uiPriority w:val="22"/>
     <w:qFormat/>
     <w:rsid w:val="00FC693F"/>
@@ -2530,9 +2480,9 @@
       <w:bCs/>
     </w:rPr>
   </w:style>
-  <w:style w:type="character" w:styleId="Emphasis">
+  <w:style w:type="character" w:styleId="nfasis">
     <w:name w:val="Emphasis"/>
-    <w:basedOn w:val="DefaultParagraphFont"/>
+    <w:basedOn w:val="Fuentedeprrafopredeter"/>
     <w:uiPriority w:val="20"/>
     <w:qFormat/>
     <w:rsid w:val="00FC693F"/>
@@ -2541,11 +2491,11 @@
       <w:iCs/>
     </w:rPr>
   </w:style>
-  <w:style w:type="paragraph" w:styleId="IntenseQuote">
+  <w:style w:type="paragraph" w:styleId="Citadestacada">
     <w:name w:val="Intense Quote"/>
     <w:basedOn w:val="Normal"/>
     <w:next w:val="Normal"/>
-    <w:link w:val="IntenseQuoteChar"/>
+    <w:link w:val="CitadestacadaCar"/>
     <w:uiPriority w:val="30"/>
     <w:qFormat/>
     <w:rsid w:val="00FC693F"/>
@@ -2564,10 +2514,10 @@
       <w:color w:val="4F81BD" w:themeColor="accent1"/>
     </w:rPr>
   </w:style>
-  <w:style w:type="character" w:customStyle="1" w:styleId="IntenseQuoteChar">
-    <w:name w:val="Intense Quote Char"/>
-    <w:basedOn w:val="DefaultParagraphFont"/>
-    <w:link w:val="IntenseQuote"/>
+  <w:style w:type="character" w:customStyle="1" w:styleId="CitadestacadaCar">
+    <w:name w:val="Cita destacada Car"/>
+    <w:basedOn w:val="Fuentedeprrafopredeter"/>
+    <w:link w:val="Citadestacada"/>
     <w:uiPriority w:val="30"/>
     <w:rsid w:val="00FC693F"/>
     <w:rPr>
@@ -2578,9 +2528,9 @@
       <w:color w:val="4F81BD" w:themeColor="accent1"/>
     </w:rPr>
   </w:style>
-  <w:style w:type="character" w:styleId="SubtleEmphasis">
+  <w:style w:type="character" w:styleId="nfasissutil">
     <w:name w:val="Subtle Emphasis"/>
-    <w:basedOn w:val="DefaultParagraphFont"/>
+    <w:basedOn w:val="Fuentedeprrafopredeter"/>
     <w:uiPriority w:val="19"/>
     <w:qFormat/>
     <w:rsid w:val="00FC693F"/>
@@ -2590,9 +2540,9 @@
       <w:color w:val="808080" w:themeColor="text1" w:themeTint="7F"/>
     </w:rPr>
   </w:style>
-  <w:style w:type="character" w:styleId="IntenseEmphasis">
+  <w:style w:type="character" w:styleId="nfasisintenso">
     <w:name w:val="Intense Emphasis"/>
-    <w:basedOn w:val="DefaultParagraphFont"/>
+    <w:basedOn w:val="Fuentedeprrafopredeter"/>
     <w:uiPriority w:val="21"/>
     <w:qFormat/>
     <w:rsid w:val="00FC693F"/>
@@ -2604,9 +2554,9 @@
       <w:color w:val="4F81BD" w:themeColor="accent1"/>
     </w:rPr>
   </w:style>
-  <w:style w:type="character" w:styleId="SubtleReference">
+  <w:style w:type="character" w:styleId="Referenciasutil">
     <w:name w:val="Subtle Reference"/>
-    <w:basedOn w:val="DefaultParagraphFont"/>
+    <w:basedOn w:val="Fuentedeprrafopredeter"/>
     <w:uiPriority w:val="31"/>
     <w:qFormat/>
     <w:rsid w:val="00FC693F"/>
@@ -2616,9 +2566,9 @@
       <w:u w:val="single"/>
     </w:rPr>
   </w:style>
-  <w:style w:type="character" w:styleId="IntenseReference">
+  <w:style w:type="character" w:styleId="Referenciaintensa">
     <w:name w:val="Intense Reference"/>
-    <w:basedOn w:val="DefaultParagraphFont"/>
+    <w:basedOn w:val="Fuentedeprrafopredeter"/>
     <w:uiPriority w:val="32"/>
     <w:qFormat/>
     <w:rsid w:val="00FC693F"/>
@@ -2631,9 +2581,9 @@
       <w:u w:val="single"/>
     </w:rPr>
   </w:style>
-  <w:style w:type="character" w:styleId="BookTitle">
+  <w:style w:type="character" w:styleId="Ttulodellibro">
     <w:name w:val="Book Title"/>
-    <w:basedOn w:val="DefaultParagraphFont"/>
+    <w:basedOn w:val="Fuentedeprrafopredeter"/>
     <w:uiPriority w:val="33"/>
     <w:qFormat/>
     <w:rsid w:val="00FC693F"/>
@@ -2644,9 +2594,9 @@
       <w:spacing w:val="5"/>
     </w:rPr>
   </w:style>
-  <w:style w:type="paragraph" w:styleId="TOCHeading">
+  <w:style w:type="paragraph" w:styleId="TtulodeTDC">
     <w:name w:val="TOC Heading"/>
-    <w:basedOn w:val="Heading1"/>
+    <w:basedOn w:val="Ttulo1"/>
     <w:next w:val="Normal"/>
     <w:uiPriority w:val="39"/>
     <w:semiHidden/>
@@ -2657,9 +2607,9 @@
       <w:outlineLvl w:val="9"/>
     </w:pPr>
   </w:style>
-  <w:style w:type="table" w:styleId="TableGrid">
+  <w:style w:type="table" w:styleId="Tablaconcuadrcula">
     <w:name w:val="Table Grid"/>
-    <w:basedOn w:val="TableNormal"/>
+    <w:basedOn w:val="Tablanormal"/>
     <w:uiPriority w:val="59"/>
     <w:rsid w:val="00FC693F"/>
     <w:pPr>
@@ -2683,9 +2633,9 @@
       </w:tblCellMar>
     </w:tblPr>
   </w:style>
-  <w:style w:type="table" w:styleId="LightShading">
+  <w:style w:type="table" w:styleId="Sombreadoclaro">
     <w:name w:val="Light Shading"/>
-    <w:basedOn w:val="TableNormal"/>
+    <w:basedOn w:val="Tablanormal"/>
     <w:uiPriority w:val="60"/>
     <w:rsid w:val="00FC693F"/>
     <w:pPr>
@@ -2786,9 +2736,9 @@
       </w:tcPr>
     </w:tblStylePr>
   </w:style>
-  <w:style w:type="table" w:styleId="LightShading-Accent1">
+  <w:style w:type="table" w:styleId="Sombreadoclaro-nfasis1">
     <w:name w:val="Light Shading Accent 1"/>
-    <w:basedOn w:val="TableNormal"/>
+    <w:basedOn w:val="Tablanormal"/>
     <w:uiPriority w:val="60"/>
     <w:rsid w:val="00FC693F"/>
     <w:pPr>
@@ -2889,9 +2839,9 @@
       </w:tcPr>
     </w:tblStylePr>
   </w:style>
-  <w:style w:type="table" w:styleId="LightShading-Accent2">
+  <w:style w:type="table" w:styleId="Sombreadoclaro-nfasis2">
     <w:name w:val="Light Shading Accent 2"/>
-    <w:basedOn w:val="TableNormal"/>
+    <w:basedOn w:val="Tablanormal"/>
     <w:uiPriority w:val="60"/>
     <w:rsid w:val="00FC693F"/>
     <w:pPr>
@@ -2992,9 +2942,9 @@
       </w:tcPr>
     </w:tblStylePr>
   </w:style>
-  <w:style w:type="table" w:styleId="LightShading-Accent3">
+  <w:style w:type="table" w:styleId="Sombreadoclaro-nfasis3">
     <w:name w:val="Light Shading Accent 3"/>
-    <w:basedOn w:val="TableNormal"/>
+    <w:basedOn w:val="Tablanormal"/>
     <w:uiPriority w:val="60"/>
     <w:rsid w:val="00FC693F"/>
     <w:pPr>
@@ -3095,9 +3045,9 @@
       </w:tcPr>
     </w:tblStylePr>
   </w:style>
-  <w:style w:type="table" w:styleId="LightShading-Accent4">
+  <w:style w:type="table" w:styleId="Sombreadoclaro-nfasis4">
     <w:name w:val="Light Shading Accent 4"/>
-    <w:basedOn w:val="TableNormal"/>
+    <w:basedOn w:val="Tablanormal"/>
     <w:uiPriority w:val="60"/>
     <w:rsid w:val="00FC693F"/>
     <w:pPr>
@@ -3198,9 +3148,9 @@
       </w:tcPr>
     </w:tblStylePr>
   </w:style>
-  <w:style w:type="table" w:styleId="LightShading-Accent5">
+  <w:style w:type="table" w:styleId="Sombreadoclaro-nfasis5">
     <w:name w:val="Light Shading Accent 5"/>
-    <w:basedOn w:val="TableNormal"/>
+    <w:basedOn w:val="Tablanormal"/>
     <w:uiPriority w:val="60"/>
     <w:rsid w:val="00FC693F"/>
     <w:pPr>
@@ -3301,9 +3251,9 @@
       </w:tcPr>
     </w:tblStylePr>
   </w:style>
-  <w:style w:type="table" w:styleId="LightShading-Accent6">
+  <w:style w:type="table" w:styleId="Sombreadoclaro-nfasis6">
     <w:name w:val="Light Shading Accent 6"/>
-    <w:basedOn w:val="TableNormal"/>
+    <w:basedOn w:val="Tablanormal"/>
     <w:uiPriority w:val="60"/>
     <w:rsid w:val="00FC693F"/>
     <w:pPr>
@@ -3404,9 +3354,9 @@
       </w:tcPr>
     </w:tblStylePr>
   </w:style>
-  <w:style w:type="table" w:styleId="LightList">
+  <w:style w:type="table" w:styleId="Listaclara">
     <w:name w:val="Light List"/>
-    <w:basedOn w:val="TableNormal"/>
+    <w:basedOn w:val="Tablanormal"/>
     <w:uiPriority w:val="61"/>
     <w:rsid w:val="00FC693F"/>
     <w:pPr>
@@ -3496,9 +3446,9 @@
       </w:tcPr>
     </w:tblStylePr>
   </w:style>
-  <w:style w:type="table" w:styleId="LightList-Accent1">
+  <w:style w:type="table" w:styleId="Listaclara-nfasis1">
     <w:name w:val="Light List Accent 1"/>
-    <w:basedOn w:val="TableNormal"/>
+    <w:basedOn w:val="Tablanormal"/>
     <w:uiPriority w:val="61"/>
     <w:rsid w:val="00FC693F"/>
     <w:pPr>
@@ -3588,9 +3538,9 @@
       </w:tcPr>
     </w:tblStylePr>
   </w:style>
-  <w:style w:type="table" w:styleId="LightList-Accent2">
+  <w:style w:type="table" w:styleId="Listaclara-nfasis2">
     <w:name w:val="Light List Accent 2"/>
-    <w:basedOn w:val="TableNormal"/>
+    <w:basedOn w:val="Tablanormal"/>
     <w:uiPriority w:val="61"/>
     <w:rsid w:val="00CB0664"/>
     <w:pPr>
@@ -3680,9 +3630,9 @@
       </w:tcPr>
     </w:tblStylePr>
   </w:style>
-  <w:style w:type="table" w:styleId="LightList-Accent3">
+  <w:style w:type="table" w:styleId="Listaclara-nfasis3">
     <w:name w:val="Light List Accent 3"/>
-    <w:basedOn w:val="TableNormal"/>
+    <w:basedOn w:val="Tablanormal"/>
     <w:uiPriority w:val="61"/>
     <w:rsid w:val="00CB0664"/>
     <w:pPr>
@@ -3772,9 +3722,9 @@
       </w:tcPr>
     </w:tblStylePr>
   </w:style>
-  <w:style w:type="table" w:styleId="LightList-Accent4">
+  <w:style w:type="table" w:styleId="Listaclara-nfasis4">
     <w:name w:val="Light List Accent 4"/>
-    <w:basedOn w:val="TableNormal"/>
+    <w:basedOn w:val="Tablanormal"/>
     <w:uiPriority w:val="61"/>
     <w:rsid w:val="00CB0664"/>
     <w:pPr>
@@ -3864,9 +3814,9 @@
       </w:tcPr>
     </w:tblStylePr>
   </w:style>
-  <w:style w:type="table" w:styleId="LightList-Accent5">
+  <w:style w:type="table" w:styleId="Listaclara-nfasis5">
     <w:name w:val="Light List Accent 5"/>
-    <w:basedOn w:val="TableNormal"/>
+    <w:basedOn w:val="Tablanormal"/>
     <w:uiPriority w:val="61"/>
     <w:rsid w:val="00CB0664"/>
     <w:pPr>
@@ -3956,9 +3906,9 @@
       </w:tcPr>
     </w:tblStylePr>
   </w:style>
-  <w:style w:type="table" w:styleId="LightList-Accent6">
+  <w:style w:type="table" w:styleId="Listaclara-nfasis6">
     <w:name w:val="Light List Accent 6"/>
-    <w:basedOn w:val="TableNormal"/>
+    <w:basedOn w:val="Tablanormal"/>
     <w:uiPriority w:val="61"/>
     <w:rsid w:val="00CB0664"/>
     <w:pPr>
@@ -4048,9 +3998,9 @@
       </w:tcPr>
     </w:tblStylePr>
   </w:style>
-  <w:style w:type="table" w:styleId="LightGrid">
+  <w:style w:type="table" w:styleId="Cuadrculaclara">
     <w:name w:val="Light Grid"/>
-    <w:basedOn w:val="TableNormal"/>
+    <w:basedOn w:val="Tablanormal"/>
     <w:uiPriority w:val="62"/>
     <w:rsid w:val="00CB0664"/>
     <w:pPr>
@@ -4178,9 +4128,9 @@
       </w:tcPr>
     </w:tblStylePr>
   </w:style>
-  <w:style w:type="table" w:styleId="LightGrid-Accent1">
+  <w:style w:type="table" w:styleId="Cuadrculaclara-nfasis1">
     <w:name w:val="Light Grid Accent 1"/>
-    <w:basedOn w:val="TableNormal"/>
+    <w:basedOn w:val="Tablanormal"/>
     <w:uiPriority w:val="62"/>
     <w:rsid w:val="00CB0664"/>
     <w:pPr>
@@ -4308,9 +4258,9 @@
       </w:tcPr>
     </w:tblStylePr>
   </w:style>
-  <w:style w:type="table" w:styleId="LightGrid-Accent2">
+  <w:style w:type="table" w:styleId="Cuadrculaclara-nfasis2">
     <w:name w:val="Light Grid Accent 2"/>
-    <w:basedOn w:val="TableNormal"/>
+    <w:basedOn w:val="Tablanormal"/>
     <w:uiPriority w:val="62"/>
     <w:rsid w:val="00CB0664"/>
     <w:pPr>
@@ -4438,9 +4388,9 @@
       </w:tcPr>
     </w:tblStylePr>
   </w:style>
-  <w:style w:type="table" w:styleId="LightGrid-Accent3">
+  <w:style w:type="table" w:styleId="Cuadrculaclara-nfasis3">
     <w:name w:val="Light Grid Accent 3"/>
-    <w:basedOn w:val="TableNormal"/>
+    <w:basedOn w:val="Tablanormal"/>
     <w:uiPriority w:val="62"/>
     <w:rsid w:val="00CB0664"/>
     <w:pPr>
@@ -4568,9 +4518,9 @@
       </w:tcPr>
     </w:tblStylePr>
   </w:style>
-  <w:style w:type="table" w:styleId="LightGrid-Accent4">
+  <w:style w:type="table" w:styleId="Cuadrculaclara-nfasis4">
     <w:name w:val="Light Grid Accent 4"/>
-    <w:basedOn w:val="TableNormal"/>
+    <w:basedOn w:val="Tablanormal"/>
     <w:uiPriority w:val="62"/>
     <w:rsid w:val="00CB0664"/>
     <w:pPr>
@@ -4698,9 +4648,9 @@
       </w:tcPr>
     </w:tblStylePr>
   </w:style>
-  <w:style w:type="table" w:styleId="LightGrid-Accent5">
+  <w:style w:type="table" w:styleId="Cuadrculaclara-nfasis5">
     <w:name w:val="Light Grid Accent 5"/>
-    <w:basedOn w:val="TableNormal"/>
+    <w:basedOn w:val="Tablanormal"/>
     <w:uiPriority w:val="62"/>
     <w:rsid w:val="00CB0664"/>
     <w:pPr>
@@ -4828,9 +4778,9 @@
       </w:tcPr>
     </w:tblStylePr>
   </w:style>
-  <w:style w:type="table" w:styleId="LightGrid-Accent6">
+  <w:style w:type="table" w:styleId="Cuadrculaclara-nfasis6">
     <w:name w:val="Light Grid Accent 6"/>
-    <w:basedOn w:val="TableNormal"/>
+    <w:basedOn w:val="Tablanormal"/>
     <w:uiPriority w:val="62"/>
     <w:rsid w:val="00CB0664"/>
     <w:pPr>
@@ -4958,9 +4908,9 @@
       </w:tcPr>
     </w:tblStylePr>
   </w:style>
-  <w:style w:type="table" w:styleId="MediumShading1">
+  <w:style w:type="table" w:styleId="Sombreadomedio1">
     <w:name w:val="Medium Shading 1"/>
-    <w:basedOn w:val="TableNormal"/>
+    <w:basedOn w:val="Tablanormal"/>
     <w:uiPriority w:val="63"/>
     <w:rsid w:val="00CB0664"/>
     <w:pPr>
@@ -5064,9 +5014,9 @@
       </w:tcPr>
     </w:tblStylePr>
   </w:style>
-  <w:style w:type="table" w:styleId="MediumShading1-Accent1">
+  <w:style w:type="table" w:styleId="Sombreadomedio1-nfasis1">
     <w:name w:val="Medium Shading 1 Accent 1"/>
-    <w:basedOn w:val="TableNormal"/>
+    <w:basedOn w:val="Tablanormal"/>
     <w:uiPriority w:val="63"/>
     <w:rsid w:val="00CB0664"/>
     <w:pPr>
@@ -5170,9 +5120,9 @@
       </w:tcPr>
     </w:tblStylePr>
   </w:style>
-  <w:style w:type="table" w:styleId="MediumShading1-Accent2">
+  <w:style w:type="table" w:styleId="Sombreadomedio1-nfasis2">
     <w:name w:val="Medium Shading 1 Accent 2"/>
-    <w:basedOn w:val="TableNormal"/>
+    <w:basedOn w:val="Tablanormal"/>
     <w:uiPriority w:val="63"/>
     <w:rsid w:val="00CB0664"/>
     <w:pPr>
@@ -5276,9 +5226,9 @@
       </w:tcPr>
     </w:tblStylePr>
   </w:style>
-  <w:style w:type="table" w:styleId="MediumShading1-Accent3">
+  <w:style w:type="table" w:styleId="Sombreadomedio1-nfasis3">
     <w:name w:val="Medium Shading 1 Accent 3"/>
-    <w:basedOn w:val="TableNormal"/>
+    <w:basedOn w:val="Tablanormal"/>
     <w:uiPriority w:val="63"/>
     <w:rsid w:val="00CB0664"/>
     <w:pPr>
@@ -5382,9 +5332,9 @@
       </w:tcPr>
     </w:tblStylePr>
   </w:style>
-  <w:style w:type="table" w:styleId="MediumShading1-Accent4">
+  <w:style w:type="table" w:styleId="Sombreadomedio1-nfasis4">
     <w:name w:val="Medium Shading 1 Accent 4"/>
-    <w:basedOn w:val="TableNormal"/>
+    <w:basedOn w:val="Tablanormal"/>
     <w:uiPriority w:val="63"/>
     <w:rsid w:val="00CB0664"/>
     <w:pPr>
@@ -5488,9 +5438,9 @@
       </w:tcPr>
     </w:tblStylePr>
   </w:style>
-  <w:style w:type="table" w:styleId="MediumShading1-Accent5">
+  <w:style w:type="table" w:styleId="Sombreadomedio1-nfasis5">
     <w:name w:val="Medium Shading 1 Accent 5"/>
-    <w:basedOn w:val="TableNormal"/>
+    <w:basedOn w:val="Tablanormal"/>
     <w:uiPriority w:val="63"/>
     <w:rsid w:val="00CB0664"/>
     <w:pPr>
@@ -5594,9 +5544,9 @@
       </w:tcPr>
     </w:tblStylePr>
   </w:style>
-  <w:style w:type="table" w:styleId="MediumShading1-Accent6">
+  <w:style w:type="table" w:styleId="Sombreadomedio1-nfasis6">
     <w:name w:val="Medium Shading 1 Accent 6"/>
-    <w:basedOn w:val="TableNormal"/>
+    <w:basedOn w:val="Tablanormal"/>
     <w:uiPriority w:val="63"/>
     <w:rsid w:val="00CB0664"/>
     <w:pPr>
@@ -5700,9 +5650,9 @@
       </w:tcPr>
     </w:tblStylePr>
   </w:style>
-  <w:style w:type="table" w:styleId="MediumShading2">
+  <w:style w:type="table" w:styleId="Sombreadomedio2">
     <w:name w:val="Medium Shading 2"/>
-    <w:basedOn w:val="TableNormal"/>
+    <w:basedOn w:val="Tablanormal"/>
     <w:uiPriority w:val="64"/>
     <w:rsid w:val="00CB0664"/>
     <w:pPr>
@@ -5849,9 +5799,9 @@
       </w:tcPr>
     </w:tblStylePr>
   </w:style>
-  <w:style w:type="table" w:styleId="MediumShading2-Accent1">
+  <w:style w:type="table" w:styleId="Sombreadomedio2-nfasis1">
     <w:name w:val="Medium Shading 2 Accent 1"/>
-    <w:basedOn w:val="TableNormal"/>
+    <w:basedOn w:val="Tablanormal"/>
     <w:uiPriority w:val="64"/>
     <w:rsid w:val="00CB0664"/>
     <w:pPr>
@@ -5998,9 +5948,9 @@
       </w:tcPr>
     </w:tblStylePr>
   </w:style>
-  <w:style w:type="table" w:styleId="MediumShading2-Accent2">
+  <w:style w:type="table" w:styleId="Sombreadomedio2-nfasis2">
     <w:name w:val="Medium Shading 2 Accent 2"/>
-    <w:basedOn w:val="TableNormal"/>
+    <w:basedOn w:val="Tablanormal"/>
     <w:uiPriority w:val="64"/>
     <w:rsid w:val="00CB0664"/>
     <w:pPr>
@@ -6147,9 +6097,9 @@
       </w:tcPr>
     </w:tblStylePr>
   </w:style>
-  <w:style w:type="table" w:styleId="MediumShading2-Accent3">
+  <w:style w:type="table" w:styleId="Sombreadomedio2-nfasis3">
     <w:name w:val="Medium Shading 2 Accent 3"/>
-    <w:basedOn w:val="TableNormal"/>
+    <w:basedOn w:val="Tablanormal"/>
     <w:uiPriority w:val="64"/>
     <w:rsid w:val="00CB0664"/>
     <w:pPr>
@@ -6296,9 +6246,9 @@
       </w:tcPr>
     </w:tblStylePr>
   </w:style>
-  <w:style w:type="table" w:styleId="MediumShading2-Accent4">
+  <w:style w:type="table" w:styleId="Sombreadomedio2-nfasis4">
     <w:name w:val="Medium Shading 2 Accent 4"/>
-    <w:basedOn w:val="TableNormal"/>
+    <w:basedOn w:val="Tablanormal"/>
     <w:uiPriority w:val="64"/>
     <w:rsid w:val="00CB0664"/>
     <w:pPr>
@@ -6445,9 +6395,9 @@
       </w:tcPr>
     </w:tblStylePr>
   </w:style>
-  <w:style w:type="table" w:styleId="MediumShading2-Accent5">
+  <w:style w:type="table" w:styleId="Sombreadomedio2-nfasis5">
     <w:name w:val="Medium Shading 2 Accent 5"/>
-    <w:basedOn w:val="TableNormal"/>
+    <w:basedOn w:val="Tablanormal"/>
     <w:uiPriority w:val="64"/>
     <w:rsid w:val="00CB0664"/>
     <w:pPr>
@@ -6594,9 +6544,9 @@
       </w:tcPr>
     </w:tblStylePr>
   </w:style>
-  <w:style w:type="table" w:styleId="MediumShading2-Accent6">
+  <w:style w:type="table" w:styleId="Sombreadomedio2-nfasis6">
     <w:name w:val="Medium Shading 2 Accent 6"/>
-    <w:basedOn w:val="TableNormal"/>
+    <w:basedOn w:val="Tablanormal"/>
     <w:uiPriority w:val="64"/>
     <w:rsid w:val="00CB0664"/>
     <w:pPr>
@@ -6743,9 +6693,9 @@
       </w:tcPr>
     </w:tblStylePr>
   </w:style>
-  <w:style w:type="table" w:styleId="MediumList1">
+  <w:style w:type="table" w:styleId="Listamedia1">
     <w:name w:val="Medium List 1"/>
-    <w:basedOn w:val="TableNormal"/>
+    <w:basedOn w:val="Tablanormal"/>
     <w:uiPriority w:val="65"/>
     <w:rsid w:val="00CB0664"/>
     <w:pPr>
@@ -6827,9 +6777,9 @@
       </w:tcPr>
     </w:tblStylePr>
   </w:style>
-  <w:style w:type="table" w:styleId="MediumList1-Accent1">
+  <w:style w:type="table" w:styleId="Listamedia1-nfasis1">
     <w:name w:val="Medium List 1 Accent 1"/>
-    <w:basedOn w:val="TableNormal"/>
+    <w:basedOn w:val="Tablanormal"/>
     <w:uiPriority w:val="65"/>
     <w:rsid w:val="00CB0664"/>
     <w:pPr>
@@ -6911,9 +6861,9 @@
       </w:tcPr>
     </w:tblStylePr>
   </w:style>
-  <w:style w:type="table" w:styleId="MediumList1-Accent2">
+  <w:style w:type="table" w:styleId="Listamedia1-nfasis2">
     <w:name w:val="Medium List 1 Accent 2"/>
-    <w:basedOn w:val="TableNormal"/>
+    <w:basedOn w:val="Tablanormal"/>
     <w:uiPriority w:val="65"/>
     <w:rsid w:val="00CB0664"/>
     <w:pPr>
@@ -6995,9 +6945,9 @@
       </w:tcPr>
     </w:tblStylePr>
   </w:style>
-  <w:style w:type="table" w:styleId="MediumList1-Accent3">
+  <w:style w:type="table" w:styleId="Listamedia1-nfasis3">
     <w:name w:val="Medium List 1 Accent 3"/>
-    <w:basedOn w:val="TableNormal"/>
+    <w:basedOn w:val="Tablanormal"/>
     <w:uiPriority w:val="65"/>
     <w:rsid w:val="00CB0664"/>
     <w:pPr>
@@ -7079,9 +7029,9 @@
       </w:tcPr>
     </w:tblStylePr>
   </w:style>
-  <w:style w:type="table" w:styleId="MediumList1-Accent4">
+  <w:style w:type="table" w:styleId="Listamedia1-nfasis4">
     <w:name w:val="Medium List 1 Accent 4"/>
-    <w:basedOn w:val="TableNormal"/>
+    <w:basedOn w:val="Tablanormal"/>
     <w:uiPriority w:val="65"/>
     <w:rsid w:val="00CB0664"/>
     <w:pPr>
@@ -7163,9 +7113,9 @@
       </w:tcPr>
     </w:tblStylePr>
   </w:style>
-  <w:style w:type="table" w:styleId="MediumList1-Accent5">
+  <w:style w:type="table" w:styleId="Listamedia1-nfasis5">
     <w:name w:val="Medium List 1 Accent 5"/>
-    <w:basedOn w:val="TableNormal"/>
+    <w:basedOn w:val="Tablanormal"/>
     <w:uiPriority w:val="65"/>
     <w:rsid w:val="00CB0664"/>
     <w:pPr>
@@ -7247,9 +7197,9 @@
       </w:tcPr>
     </w:tblStylePr>
   </w:style>
-  <w:style w:type="table" w:styleId="MediumList1-Accent6">
+  <w:style w:type="table" w:styleId="Listamedia1-nfasis6">
     <w:name w:val="Medium List 1 Accent 6"/>
-    <w:basedOn w:val="TableNormal"/>
+    <w:basedOn w:val="Tablanormal"/>
     <w:uiPriority w:val="65"/>
     <w:rsid w:val="00CB0664"/>
     <w:pPr>
@@ -7331,9 +7281,9 @@
       </w:tcPr>
     </w:tblStylePr>
   </w:style>
-  <w:style w:type="table" w:styleId="MediumList2">
+  <w:style w:type="table" w:styleId="Listamedia2">
     <w:name w:val="Medium List 2"/>
-    <w:basedOn w:val="TableNormal"/>
+    <w:basedOn w:val="Tablanormal"/>
     <w:uiPriority w:val="66"/>
     <w:rsid w:val="00CB0664"/>
     <w:pPr>
@@ -7459,9 +7409,9 @@
       </w:tcPr>
     </w:tblStylePr>
   </w:style>
-  <w:style w:type="table" w:styleId="MediumList2-Accent1">
+  <w:style w:type="table" w:styleId="Listamedia2-nfasis1">
     <w:name w:val="Medium List 2 Accent 1"/>
-    <w:basedOn w:val="TableNormal"/>
+    <w:basedOn w:val="Tablanormal"/>
     <w:uiPriority w:val="66"/>
     <w:rsid w:val="00CB0664"/>
     <w:pPr>
@@ -7587,9 +7537,9 @@
       </w:tcPr>
     </w:tblStylePr>
   </w:style>
-  <w:style w:type="table" w:styleId="MediumList2-Accent2">
+  <w:style w:type="table" w:styleId="Listamedia2-nfasis2">
     <w:name w:val="Medium List 2 Accent 2"/>
-    <w:basedOn w:val="TableNormal"/>
+    <w:basedOn w:val="Tablanormal"/>
     <w:uiPriority w:val="66"/>
     <w:rsid w:val="00CB0664"/>
     <w:pPr>
@@ -7715,9 +7665,9 @@
       </w:tcPr>
     </w:tblStylePr>
   </w:style>
-  <w:style w:type="table" w:styleId="MediumList2-Accent3">
+  <w:style w:type="table" w:styleId="Listamedia2-nfasis3">
     <w:name w:val="Medium List 2 Accent 3"/>
-    <w:basedOn w:val="TableNormal"/>
+    <w:basedOn w:val="Tablanormal"/>
     <w:uiPriority w:val="66"/>
     <w:rsid w:val="00CB0664"/>
     <w:pPr>
@@ -7843,9 +7793,9 @@
       </w:tcPr>
     </w:tblStylePr>
   </w:style>
-  <w:style w:type="table" w:styleId="MediumList2-Accent4">
+  <w:style w:type="table" w:styleId="Listamedia2-nfasis4">
     <w:name w:val="Medium List 2 Accent 4"/>
-    <w:basedOn w:val="TableNormal"/>
+    <w:basedOn w:val="Tablanormal"/>
     <w:uiPriority w:val="66"/>
     <w:rsid w:val="00CB0664"/>
     <w:pPr>
@@ -7971,9 +7921,9 @@
       </w:tcPr>
     </w:tblStylePr>
   </w:style>
-  <w:style w:type="table" w:styleId="MediumList2-Accent5">
+  <w:style w:type="table" w:styleId="Listamedia2-nfasis5">
     <w:name w:val="Medium List 2 Accent 5"/>
-    <w:basedOn w:val="TableNormal"/>
+    <w:basedOn w:val="Tablanormal"/>
     <w:uiPriority w:val="66"/>
     <w:rsid w:val="00CB0664"/>
     <w:pPr>
@@ -8099,9 +8049,9 @@
       </w:tcPr>
     </w:tblStylePr>
   </w:style>
-  <w:style w:type="table" w:styleId="MediumList2-Accent6">
+  <w:style w:type="table" w:styleId="Listamedia2-nfasis6">
     <w:name w:val="Medium List 2 Accent 6"/>
-    <w:basedOn w:val="TableNormal"/>
+    <w:basedOn w:val="Tablanormal"/>
     <w:uiPriority w:val="66"/>
     <w:rsid w:val="00CB0664"/>
     <w:pPr>
@@ -8227,9 +8177,9 @@
       </w:tcPr>
     </w:tblStylePr>
   </w:style>
-  <w:style w:type="table" w:styleId="MediumGrid1">
+  <w:style w:type="table" w:styleId="Cuadrculamedia1">
     <w:name w:val="Medium Grid 1"/>
-    <w:basedOn w:val="TableNormal"/>
+    <w:basedOn w:val="Tablanormal"/>
     <w:uiPriority w:val="67"/>
     <w:rsid w:val="00CB0664"/>
     <w:pPr>
@@ -8300,9 +8250,9 @@
       </w:tcPr>
     </w:tblStylePr>
   </w:style>
-  <w:style w:type="table" w:styleId="MediumGrid1-Accent1">
+  <w:style w:type="table" w:styleId="Cuadrculamedia1-nfasis1">
     <w:name w:val="Medium Grid 1 Accent 1"/>
-    <w:basedOn w:val="TableNormal"/>
+    <w:basedOn w:val="Tablanormal"/>
     <w:uiPriority w:val="67"/>
     <w:rsid w:val="00CB0664"/>
     <w:pPr>
@@ -8373,9 +8323,9 @@
       </w:tcPr>
     </w:tblStylePr>
   </w:style>
-  <w:style w:type="table" w:styleId="MediumGrid1-Accent2">
+  <w:style w:type="table" w:styleId="Cuadrculamedia1-nfasis2">
     <w:name w:val="Medium Grid 1 Accent 2"/>
-    <w:basedOn w:val="TableNormal"/>
+    <w:basedOn w:val="Tablanormal"/>
     <w:uiPriority w:val="67"/>
     <w:rsid w:val="00CB0664"/>
     <w:pPr>
@@ -8446,9 +8396,9 @@
       </w:tcPr>
     </w:tblStylePr>
   </w:style>
-  <w:style w:type="table" w:styleId="MediumGrid1-Accent3">
+  <w:style w:type="table" w:styleId="Cuadrculamedia1-nfasis3">
     <w:name w:val="Medium Grid 1 Accent 3"/>
-    <w:basedOn w:val="TableNormal"/>
+    <w:basedOn w:val="Tablanormal"/>
     <w:uiPriority w:val="67"/>
     <w:rsid w:val="00CB0664"/>
     <w:pPr>
@@ -8519,9 +8469,9 @@
       </w:tcPr>
     </w:tblStylePr>
   </w:style>
-  <w:style w:type="table" w:styleId="MediumGrid1-Accent4">
+  <w:style w:type="table" w:styleId="Cuadrculamedia1-nfasis4">
     <w:name w:val="Medium Grid 1 Accent 4"/>
-    <w:basedOn w:val="TableNormal"/>
+    <w:basedOn w:val="Tablanormal"/>
     <w:uiPriority w:val="67"/>
     <w:rsid w:val="00CB0664"/>
     <w:pPr>
@@ -8592,9 +8542,9 @@
       </w:tcPr>
     </w:tblStylePr>
   </w:style>
-  <w:style w:type="table" w:styleId="MediumGrid1-Accent5">
+  <w:style w:type="table" w:styleId="Cuadrculamedia1-nfasis5">
     <w:name w:val="Medium Grid 1 Accent 5"/>
-    <w:basedOn w:val="TableNormal"/>
+    <w:basedOn w:val="Tablanormal"/>
     <w:uiPriority w:val="67"/>
     <w:rsid w:val="00CB0664"/>
     <w:pPr>
@@ -8665,9 +8615,9 @@
       </w:tcPr>
     </w:tblStylePr>
   </w:style>
-  <w:style w:type="table" w:styleId="MediumGrid1-Accent6">
+  <w:style w:type="table" w:styleId="Cuadrculamedia1-nfasis6">
     <w:name w:val="Medium Grid 1 Accent 6"/>
-    <w:basedOn w:val="TableNormal"/>
+    <w:basedOn w:val="Tablanormal"/>
     <w:uiPriority w:val="67"/>
     <w:rsid w:val="00CB0664"/>
     <w:pPr>
@@ -8738,9 +8688,9 @@
       </w:tcPr>
     </w:tblStylePr>
   </w:style>
-  <w:style w:type="table" w:styleId="MediumGrid2">
+  <w:style w:type="table" w:styleId="Cuadrculamedia2">
     <w:name w:val="Medium Grid 2"/>
-    <w:basedOn w:val="TableNormal"/>
+    <w:basedOn w:val="Tablanormal"/>
     <w:uiPriority w:val="68"/>
     <w:rsid w:val="00CB0664"/>
     <w:pPr>
@@ -8863,9 +8813,9 @@
       </w:tcPr>
     </w:tblStylePr>
   </w:style>
-  <w:style w:type="table" w:styleId="MediumGrid2-Accent1">
+  <w:style w:type="table" w:styleId="Cuadrculamedia2-nfasis1">
     <w:name w:val="Medium Grid 2 Accent 1"/>
-    <w:basedOn w:val="TableNormal"/>
+    <w:basedOn w:val="Tablanormal"/>
     <w:uiPriority w:val="68"/>
     <w:rsid w:val="00CB0664"/>
     <w:pPr>
@@ -8988,9 +8938,9 @@
       </w:tcPr>
     </w:tblStylePr>
   </w:style>
-  <w:style w:type="table" w:styleId="MediumGrid2-Accent2">
+  <w:style w:type="table" w:styleId="Cuadrculamedia2-nfasis2">
     <w:name w:val="Medium Grid 2 Accent 2"/>
-    <w:basedOn w:val="TableNormal"/>
+    <w:basedOn w:val="Tablanormal"/>
     <w:uiPriority w:val="68"/>
     <w:rsid w:val="00CB0664"/>
     <w:pPr>
@@ -9113,9 +9063,9 @@
       </w:tcPr>
     </w:tblStylePr>
   </w:style>
-  <w:style w:type="table" w:styleId="MediumGrid2-Accent3">
+  <w:style w:type="table" w:styleId="Cuadrculamedia2-nfasis3">
     <w:name w:val="Medium Grid 2 Accent 3"/>
-    <w:basedOn w:val="TableNormal"/>
+    <w:basedOn w:val="Tablanormal"/>
     <w:uiPriority w:val="68"/>
     <w:rsid w:val="00CB0664"/>
     <w:pPr>
@@ -9238,9 +9188,9 @@
       </w:tcPr>
     </w:tblStylePr>
   </w:style>
-  <w:style w:type="table" w:styleId="MediumGrid2-Accent4">
+  <w:style w:type="table" w:styleId="Cuadrculamedia2-nfasis4">
     <w:name w:val="Medium Grid 2 Accent 4"/>
-    <w:basedOn w:val="TableNormal"/>
+    <w:basedOn w:val="Tablanormal"/>
     <w:uiPriority w:val="68"/>
     <w:rsid w:val="00CB0664"/>
     <w:pPr>
@@ -9363,9 +9313,9 @@
       </w:tcPr>
     </w:tblStylePr>
   </w:style>
-  <w:style w:type="table" w:styleId="MediumGrid2-Accent5">
+  <w:style w:type="table" w:styleId="Cuadrculamedia2-nfasis5">
     <w:name w:val="Medium Grid 2 Accent 5"/>
-    <w:basedOn w:val="TableNormal"/>
+    <w:basedOn w:val="Tablanormal"/>
     <w:uiPriority w:val="68"/>
     <w:rsid w:val="00CB0664"/>
     <w:pPr>
@@ -9488,9 +9438,9 @@
       </w:tcPr>
     </w:tblStylePr>
   </w:style>
-  <w:style w:type="table" w:styleId="MediumGrid2-Accent6">
+  <w:style w:type="table" w:styleId="Cuadrculamedia2-nfasis6">
     <w:name w:val="Medium Grid 2 Accent 6"/>
-    <w:basedOn w:val="TableNormal"/>
+    <w:basedOn w:val="Tablanormal"/>
     <w:uiPriority w:val="68"/>
     <w:rsid w:val="00CB0664"/>
     <w:pPr>
@@ -9613,9 +9563,9 @@
       </w:tcPr>
     </w:tblStylePr>
   </w:style>
-  <w:style w:type="table" w:styleId="MediumGrid3">
+  <w:style w:type="table" w:styleId="Cuadrculamedia3">
     <w:name w:val="Medium Grid 3"/>
-    <w:basedOn w:val="TableNormal"/>
+    <w:basedOn w:val="Tablanormal"/>
     <w:uiPriority w:val="69"/>
     <w:rsid w:val="00CB0664"/>
     <w:pPr>
@@ -9754,9 +9704,9 @@
       </w:tcPr>
     </w:tblStylePr>
   </w:style>
-  <w:style w:type="table" w:styleId="MediumGrid3-Accent1">
+  <w:style w:type="table" w:styleId="Cuadrculamedia3-nfasis1">
     <w:name w:val="Medium Grid 3 Accent 1"/>
-    <w:basedOn w:val="TableNormal"/>
+    <w:basedOn w:val="Tablanormal"/>
     <w:uiPriority w:val="69"/>
     <w:rsid w:val="00CB0664"/>
     <w:pPr>
@@ -9895,9 +9845,9 @@
       </w:tcPr>
     </w:tblStylePr>
   </w:style>
-  <w:style w:type="table" w:styleId="MediumGrid3-Accent2">
+  <w:style w:type="table" w:styleId="Cuadrculamedia3-nfasis2">
     <w:name w:val="Medium Grid 3 Accent 2"/>
-    <w:basedOn w:val="TableNormal"/>
+    <w:basedOn w:val="Tablanormal"/>
     <w:uiPriority w:val="69"/>
     <w:rsid w:val="00CB0664"/>
     <w:pPr>
@@ -10036,9 +9986,9 @@
       </w:tcPr>
     </w:tblStylePr>
   </w:style>
-  <w:style w:type="table" w:styleId="MediumGrid3-Accent3">
+  <w:style w:type="table" w:styleId="Cuadrculamedia3-nfasis3">
     <w:name w:val="Medium Grid 3 Accent 3"/>
-    <w:basedOn w:val="TableNormal"/>
+    <w:basedOn w:val="Tablanormal"/>
     <w:uiPriority w:val="69"/>
     <w:rsid w:val="00CB0664"/>
     <w:pPr>
@@ -10177,9 +10127,9 @@
       </w:tcPr>
     </w:tblStylePr>
   </w:style>
-  <w:style w:type="table" w:styleId="MediumGrid3-Accent4">
+  <w:style w:type="table" w:styleId="Cuadrculamedia3-nfasis4">
     <w:name w:val="Medium Grid 3 Accent 4"/>
-    <w:basedOn w:val="TableNormal"/>
+    <w:basedOn w:val="Tablanormal"/>
     <w:uiPriority w:val="69"/>
     <w:rsid w:val="00CB0664"/>
     <w:pPr>
@@ -10318,9 +10268,9 @@
       </w:tcPr>
     </w:tblStylePr>
   </w:style>
-  <w:style w:type="table" w:styleId="MediumGrid3-Accent5">
+  <w:style w:type="table" w:styleId="Cuadrculamedia3-nfasis5">
     <w:name w:val="Medium Grid 3 Accent 5"/>
-    <w:basedOn w:val="TableNormal"/>
+    <w:basedOn w:val="Tablanormal"/>
     <w:uiPriority w:val="69"/>
     <w:rsid w:val="00CB0664"/>
     <w:pPr>
@@ -10459,9 +10409,9 @@
       </w:tcPr>
     </w:tblStylePr>
   </w:style>
-  <w:style w:type="table" w:styleId="MediumGrid3-Accent6">
+  <w:style w:type="table" w:styleId="Cuadrculamedia3-nfasis6">
     <w:name w:val="Medium Grid 3 Accent 6"/>
-    <w:basedOn w:val="TableNormal"/>
+    <w:basedOn w:val="Tablanormal"/>
     <w:uiPriority w:val="69"/>
     <w:rsid w:val="00CB0664"/>
     <w:pPr>
@@ -10600,9 +10550,9 @@
       </w:tcPr>
     </w:tblStylePr>
   </w:style>
-  <w:style w:type="table" w:styleId="DarkList">
+  <w:style w:type="table" w:styleId="Listaoscura">
     <w:name w:val="Dark List"/>
-    <w:basedOn w:val="TableNormal"/>
+    <w:basedOn w:val="Tablanormal"/>
     <w:uiPriority w:val="70"/>
     <w:rsid w:val="00CB0664"/>
     <w:pPr>
@@ -10714,9 +10664,9 @@
       </w:tcPr>
     </w:tblStylePr>
   </w:style>
-  <w:style w:type="table" w:styleId="DarkList-Accent1">
+  <w:style w:type="table" w:styleId="Listaoscura-nfasis1">
     <w:name w:val="Dark List Accent 1"/>
-    <w:basedOn w:val="TableNormal"/>
+    <w:basedOn w:val="Tablanormal"/>
     <w:uiPriority w:val="70"/>
     <w:rsid w:val="00CB0664"/>
     <w:pPr>
@@ -10828,9 +10778,9 @@
       </w:tcPr>
     </w:tblStylePr>
   </w:style>
-  <w:style w:type="table" w:styleId="DarkList-Accent2">
+  <w:style w:type="table" w:styleId="Listaoscura-nfasis2">
     <w:name w:val="Dark List Accent 2"/>
-    <w:basedOn w:val="TableNormal"/>
+    <w:basedOn w:val="Tablanormal"/>
     <w:uiPriority w:val="70"/>
     <w:rsid w:val="00CB0664"/>
     <w:pPr>
@@ -10942,9 +10892,9 @@
       </w:tcPr>
     </w:tblStylePr>
   </w:style>
-  <w:style w:type="table" w:styleId="DarkList-Accent3">
+  <w:style w:type="table" w:styleId="Listaoscura-nfasis3">
     <w:name w:val="Dark List Accent 3"/>
-    <w:basedOn w:val="TableNormal"/>
+    <w:basedOn w:val="Tablanormal"/>
     <w:uiPriority w:val="70"/>
     <w:rsid w:val="00CB0664"/>
     <w:pPr>
@@ -11056,9 +11006,9 @@
       </w:tcPr>
     </w:tblStylePr>
   </w:style>
-  <w:style w:type="table" w:styleId="DarkList-Accent4">
+  <w:style w:type="table" w:styleId="Listaoscura-nfasis4">
     <w:name w:val="Dark List Accent 4"/>
-    <w:basedOn w:val="TableNormal"/>
+    <w:basedOn w:val="Tablanormal"/>
     <w:uiPriority w:val="70"/>
     <w:rsid w:val="00CB0664"/>
     <w:pPr>
@@ -11170,9 +11120,9 @@
       </w:tcPr>
     </w:tblStylePr>
   </w:style>
-  <w:style w:type="table" w:styleId="DarkList-Accent5">
+  <w:style w:type="table" w:styleId="Listaoscura-nfasis5">
     <w:name w:val="Dark List Accent 5"/>
-    <w:basedOn w:val="TableNormal"/>
+    <w:basedOn w:val="Tablanormal"/>
     <w:uiPriority w:val="70"/>
     <w:rsid w:val="00CB0664"/>
     <w:pPr>
@@ -11284,9 +11234,9 @@
       </w:tcPr>
     </w:tblStylePr>
   </w:style>
-  <w:style w:type="table" w:styleId="DarkList-Accent6">
+  <w:style w:type="table" w:styleId="Listaoscura-nfasis6">
     <w:name w:val="Dark List Accent 6"/>
-    <w:basedOn w:val="TableNormal"/>
+    <w:basedOn w:val="Tablanormal"/>
     <w:uiPriority w:val="70"/>
     <w:rsid w:val="00CB0664"/>
     <w:pPr>
@@ -11398,9 +11348,9 @@
       </w:tcPr>
     </w:tblStylePr>
   </w:style>
-  <w:style w:type="table" w:styleId="ColorfulShading">
+  <w:style w:type="table" w:styleId="Sombreadovistoso">
     <w:name w:val="Colorful Shading"/>
-    <w:basedOn w:val="TableNormal"/>
+    <w:basedOn w:val="Tablanormal"/>
     <w:uiPriority w:val="71"/>
     <w:rsid w:val="00CB0664"/>
     <w:pPr>
@@ -11520,9 +11470,9 @@
       </w:rPr>
     </w:tblStylePr>
   </w:style>
-  <w:style w:type="table" w:styleId="ColorfulShading-Accent1">
+  <w:style w:type="table" w:styleId="Sombreadovistoso-nfasis1">
     <w:name w:val="Colorful Shading Accent 1"/>
-    <w:basedOn w:val="TableNormal"/>
+    <w:basedOn w:val="Tablanormal"/>
     <w:uiPriority w:val="71"/>
     <w:rsid w:val="00CB0664"/>
     <w:pPr>
@@ -11642,9 +11592,9 @@
       </w:rPr>
     </w:tblStylePr>
   </w:style>
-  <w:style w:type="table" w:styleId="ColorfulShading-Accent2">
+  <w:style w:type="table" w:styleId="Sombreadovistoso-nfasis2">
     <w:name w:val="Colorful Shading Accent 2"/>
-    <w:basedOn w:val="TableNormal"/>
+    <w:basedOn w:val="Tablanormal"/>
     <w:uiPriority w:val="71"/>
     <w:rsid w:val="00CB0664"/>
     <w:pPr>
@@ -11764,9 +11714,9 @@
       </w:rPr>
     </w:tblStylePr>
   </w:style>
-  <w:style w:type="table" w:styleId="ColorfulShading-Accent3">
+  <w:style w:type="table" w:styleId="Sombreadovistoso-nfasis3">
     <w:name w:val="Colorful Shading Accent 3"/>
-    <w:basedOn w:val="TableNormal"/>
+    <w:basedOn w:val="Tablanormal"/>
     <w:uiPriority w:val="71"/>
     <w:rsid w:val="00CB0664"/>
     <w:pPr>
@@ -11876,9 +11826,9 @@
       </w:tcPr>
     </w:tblStylePr>
   </w:style>
-  <w:style w:type="table" w:styleId="ColorfulShading-Accent4">
+  <w:style w:type="table" w:styleId="Sombreadovistoso-nfasis4">
     <w:name w:val="Colorful Shading Accent 4"/>
-    <w:basedOn w:val="TableNormal"/>
+    <w:basedOn w:val="Tablanormal"/>
     <w:uiPriority w:val="71"/>
     <w:rsid w:val="00CB0664"/>
     <w:pPr>
@@ -11998,9 +11948,9 @@
       </w:rPr>
     </w:tblStylePr>
   </w:style>
-  <w:style w:type="table" w:styleId="ColorfulShading-Accent5">
+  <w:style w:type="table" w:styleId="Sombreadovistoso-nfasis5">
     <w:name w:val="Colorful Shading Accent 5"/>
-    <w:basedOn w:val="TableNormal"/>
+    <w:basedOn w:val="Tablanormal"/>
     <w:uiPriority w:val="71"/>
     <w:rsid w:val="00CB0664"/>
     <w:pPr>
@@ -12120,9 +12070,9 @@
       </w:rPr>
     </w:tblStylePr>
   </w:style>
-  <w:style w:type="table" w:styleId="ColorfulShading-Accent6">
+  <w:style w:type="table" w:styleId="Sombreadovistoso-nfasis6">
     <w:name w:val="Colorful Shading Accent 6"/>
-    <w:basedOn w:val="TableNormal"/>
+    <w:basedOn w:val="Tablanormal"/>
     <w:uiPriority w:val="71"/>
     <w:rsid w:val="00CB0664"/>
     <w:pPr>
@@ -12242,9 +12192,9 @@
       </w:rPr>
     </w:tblStylePr>
   </w:style>
-  <w:style w:type="table" w:styleId="ColorfulList">
+  <w:style w:type="table" w:styleId="Listavistosa">
     <w:name w:val="Colorful List"/>
-    <w:basedOn w:val="TableNormal"/>
+    <w:basedOn w:val="Tablanormal"/>
     <w:uiPriority w:val="72"/>
     <w:rsid w:val="00CB0664"/>
     <w:pPr>
@@ -12328,9 +12278,9 @@
       </w:tcPr>
     </w:tblStylePr>
   </w:style>
-  <w:style w:type="table" w:styleId="ColorfulList-Accent1">
+  <w:style w:type="table" w:styleId="Listavistosa-nfasis1">
     <w:name w:val="Colorful List Accent 1"/>
-    <w:basedOn w:val="TableNormal"/>
+    <w:basedOn w:val="Tablanormal"/>
     <w:uiPriority w:val="72"/>
     <w:rsid w:val="00CB0664"/>
     <w:pPr>
@@ -12414,9 +12364,9 @@
       </w:tcPr>
     </w:tblStylePr>
   </w:style>
-  <w:style w:type="table" w:styleId="ColorfulList-Accent2">
+  <w:style w:type="table" w:styleId="Listavistosa-nfasis2">
     <w:name w:val="Colorful List Accent 2"/>
-    <w:basedOn w:val="TableNormal"/>
+    <w:basedOn w:val="Tablanormal"/>
     <w:uiPriority w:val="72"/>
     <w:rsid w:val="00CB0664"/>
     <w:pPr>
@@ -12500,9 +12450,9 @@
       </w:tcPr>
     </w:tblStylePr>
   </w:style>
-  <w:style w:type="table" w:styleId="ColorfulList-Accent3">
+  <w:style w:type="table" w:styleId="Listavistosa-nfasis3">
     <w:name w:val="Colorful List Accent 3"/>
-    <w:basedOn w:val="TableNormal"/>
+    <w:basedOn w:val="Tablanormal"/>
     <w:uiPriority w:val="72"/>
     <w:rsid w:val="00CB0664"/>
     <w:pPr>
@@ -12586,9 +12536,9 @@
       </w:tcPr>
     </w:tblStylePr>
   </w:style>
-  <w:style w:type="table" w:styleId="ColorfulList-Accent4">
+  <w:style w:type="table" w:styleId="Listavistosa-nfasis4">
     <w:name w:val="Colorful List Accent 4"/>
-    <w:basedOn w:val="TableNormal"/>
+    <w:basedOn w:val="Tablanormal"/>
     <w:uiPriority w:val="72"/>
     <w:rsid w:val="00CB0664"/>
     <w:pPr>
@@ -12672,9 +12622,9 @@
       </w:tcPr>
     </w:tblStylePr>
   </w:style>
-  <w:style w:type="table" w:styleId="ColorfulList-Accent5">
+  <w:style w:type="table" w:styleId="Listavistosa-nfasis5">
     <w:name w:val="Colorful List Accent 5"/>
-    <w:basedOn w:val="TableNormal"/>
+    <w:basedOn w:val="Tablanormal"/>
     <w:uiPriority w:val="72"/>
     <w:rsid w:val="00CB0664"/>
     <w:pPr>
@@ -12758,9 +12708,9 @@
       </w:tcPr>
     </w:tblStylePr>
   </w:style>
-  <w:style w:type="table" w:styleId="ColorfulList-Accent6">
+  <w:style w:type="table" w:styleId="Listavistosa-nfasis6">
     <w:name w:val="Colorful List Accent 6"/>
-    <w:basedOn w:val="TableNormal"/>
+    <w:basedOn w:val="Tablanormal"/>
     <w:uiPriority w:val="72"/>
     <w:rsid w:val="00CB0664"/>
     <w:pPr>
@@ -12844,9 +12794,9 @@
       </w:tcPr>
     </w:tblStylePr>
   </w:style>
-  <w:style w:type="table" w:styleId="ColorfulGrid">
+  <w:style w:type="table" w:styleId="Cuadrculavistosa">
     <w:name w:val="Colorful Grid"/>
-    <w:basedOn w:val="TableNormal"/>
+    <w:basedOn w:val="Tablanormal"/>
     <w:uiPriority w:val="73"/>
     <w:rsid w:val="00CB0664"/>
     <w:pPr>
@@ -12924,9 +12874,9 @@
       </w:tcPr>
     </w:tblStylePr>
   </w:style>
-  <w:style w:type="table" w:styleId="ColorfulGrid-Accent1">
+  <w:style w:type="table" w:styleId="Cuadrculavistosa-nfasis1">
     <w:name w:val="Colorful Grid Accent 1"/>
-    <w:basedOn w:val="TableNormal"/>
+    <w:basedOn w:val="Tablanormal"/>
     <w:uiPriority w:val="73"/>
     <w:rsid w:val="00CB0664"/>
     <w:pPr>
@@ -13004,9 +12954,9 @@
       </w:tcPr>
     </w:tblStylePr>
   </w:style>
-  <w:style w:type="table" w:styleId="ColorfulGrid-Accent2">
+  <w:style w:type="table" w:styleId="Cuadrculavistosa-nfasis2">
     <w:name w:val="Colorful Grid Accent 2"/>
-    <w:basedOn w:val="TableNormal"/>
+    <w:basedOn w:val="Tablanormal"/>
     <w:uiPriority w:val="73"/>
     <w:rsid w:val="00CB0664"/>
     <w:pPr>
@@ -13084,9 +13034,9 @@
       </w:tcPr>
     </w:tblStylePr>
   </w:style>
-  <w:style w:type="table" w:styleId="ColorfulGrid-Accent3">
+  <w:style w:type="table" w:styleId="Cuadrculavistosa-nfasis3">
     <w:name w:val="Colorful Grid Accent 3"/>
-    <w:basedOn w:val="TableNormal"/>
+    <w:basedOn w:val="Tablanormal"/>
     <w:uiPriority w:val="73"/>
     <w:rsid w:val="00CB0664"/>
     <w:pPr>
@@ -13164,9 +13114,9 @@
       </w:tcPr>
     </w:tblStylePr>
   </w:style>
-  <w:style w:type="table" w:styleId="ColorfulGrid-Accent4">
+  <w:style w:type="table" w:styleId="Cuadrculavistosa-nfasis4">
     <w:name w:val="Colorful Grid Accent 4"/>
-    <w:basedOn w:val="TableNormal"/>
+    <w:basedOn w:val="Tablanormal"/>
     <w:uiPriority w:val="73"/>
     <w:rsid w:val="00CB0664"/>
     <w:pPr>
@@ -13244,9 +13194,9 @@
       </w:tcPr>
     </w:tblStylePr>
   </w:style>
-  <w:style w:type="table" w:styleId="ColorfulGrid-Accent5">
+  <w:style w:type="table" w:styleId="Cuadrculavistosa-nfasis5">
     <w:name w:val="Colorful Grid Accent 5"/>
-    <w:basedOn w:val="TableNormal"/>
+    <w:basedOn w:val="Tablanormal"/>
     <w:uiPriority w:val="73"/>
     <w:rsid w:val="00CB0664"/>
     <w:pPr>
@@ -13324,9 +13274,9 @@
       </w:tcPr>
     </w:tblStylePr>
   </w:style>
-  <w:style w:type="table" w:styleId="ColorfulGrid-Accent6">
+  <w:style w:type="table" w:styleId="Cuadrculavistosa-nfasis6">
     <w:name w:val="Colorful Grid Accent 6"/>
-    <w:basedOn w:val="TableNormal"/>
+    <w:basedOn w:val="Tablanormal"/>
     <w:uiPriority w:val="73"/>
     <w:rsid w:val="00CB0664"/>
     <w:pPr>
